--- a/1on1/1on1 - Gabriel Aguiar.docx
+++ b/1on1/1on1 - Gabriel Aguiar.docx
@@ -12,7 +12,7 @@
           <w:color w:val="C4122F"/>
           <w:sz w:val="40"/>
         </w:rPr>
-        <w:t>1on1 — Gabriel Aguiar</w:t>
+        <w:t>1on1 com Gabriel Aguiar</w:t>
       </w:r>
     </w:p>
     <w:p>
@@ -163,7 +163,7 @@
               <w:rPr>
                 <w:sz w:val="19"/>
               </w:rPr>
-              <w:t>MBB, EloGroup, Visagio, LEK, Prag, Kearney — além de GMAT</w:t>
+              <w:t>MBB, EloGroup, Visagio, LEK, Prag, Kearney, além de GMAT</w:t>
             </w:r>
           </w:p>
         </w:tc>
@@ -367,7 +367,7 @@
               <w:rPr>
                 <w:sz w:val="19"/>
               </w:rPr>
-              <w:t>2 de 10 — para subir: treinar cases e mais GMAT</w:t>
+              <w:t>2 de 10. Para subir: treinar cases e mais GMAT</w:t>
             </w:r>
           </w:p>
         </w:tc>
@@ -396,7 +396,7 @@
               <w:rPr>
                 <w:sz w:val="19"/>
               </w:rPr>
-              <w:t>Sem registro — ver Pendências</w:t>
+              <w:t>Sem registro. Ver Pendências</w:t>
             </w:r>
           </w:p>
         </w:tc>
@@ -519,7 +519,7 @@
           <w:color w:val="1A1A1A"/>
           <w:sz w:val="21"/>
         </w:rPr>
-        <w:t>Não se vê em outra área atualmente, mas sente que poderiam ter feito mais coisa depois do PS — marcar cases e enviar os simulados que já estão prontos. Tem ideias novas que agregariam ao clube, como mudar o report.</w:t>
+        <w:t>Não se vê em outra área atualmente, mas sente que poderiam ter feito mais coisa depois do PS, como marcar cases e enviar os simulados que já estão prontos. Tem ideias novas que agregariam ao clube, como mudar o report.</w:t>
       </w:r>
     </w:p>
     <w:p>
@@ -601,7 +601,7 @@
           <w:color w:val="1A1A1A"/>
           <w:sz w:val="21"/>
         </w:rPr>
-        <w:t>O Prep, com certeza, porque a gente utiliza um material desatualizado, de 2022, e quem está dando as aulas não fez os slides — apenas viu a aula do ano passado.</w:t>
+        <w:t>O Prep, com certeza, porque a gente utiliza um material desatualizado, de 2022, e quem está dando as aulas não fez os slides, apenas viu a aula do ano passado.</w:t>
       </w:r>
     </w:p>
     <w:p>
@@ -867,7 +867,7 @@
           <w:color w:val="595959"/>
           <w:sz w:val="20"/>
         </w:rPr>
-        <w:t>Sem registro direto. O cadastro dá a direção: quer assumir diretoria no ano que vem, possivelmente vice-presidência, e deixar um legado com ideias novas — vale formalizar na próxima conversa.</w:t>
+        <w:t>Sem registro direto. O cadastro dá a direção: quer assumir diretoria no ano que vem, possivelmente vice-presidência, e deixar um legado com ideias novas. Vale formalizar na próxima conversa.</w:t>
       </w:r>
     </w:p>
     <w:p>
@@ -936,7 +936,7 @@
           <w:color w:val="1A1A1A"/>
           <w:sz w:val="21"/>
         </w:rPr>
-        <w:t>Sim: quer pegar um cargo de diretoria no ano que vem, possivelmente vice-presidente. A favor pesa o tempo — diz estar com mais tempo livre agora. Quer treinar case bastante e deixar um legado.</w:t>
+        <w:t>Sim: quer pegar um cargo de diretoria no ano que vem, possivelmente vice-presidente. A favor pesa o tempo, porque diz estar com mais tempo livre agora. Quer treinar case bastante e deixar um legado.</w:t>
       </w:r>
     </w:p>
     <w:p>
@@ -1104,7 +1104,7 @@
         <w:rPr>
           <w:sz w:val="21"/>
         </w:rPr>
-        <w:t>Ideia trazida por ele que vale avaliar: podcast com consultores alumni. Some-se a isso o pedido da Clarissa por mais capacitação junto às empresas — duas conversas apontando para a mesma lacuna de contato com o mercado.</w:t>
+        <w:t>Ideia trazida por ele que vale avaliar: podcast com consultores alumni. Some-se a isso o pedido da Clarissa por mais capacitação junto às empresas. São duas conversas apontando para a mesma lacuna de contato com o mercado.</w:t>
       </w:r>
     </w:p>
     <w:p>

--- a/1on1/1on1 - Gabriel Aguiar.docx
+++ b/1on1/1on1 - Gabriel Aguiar.docx
@@ -4,1178 +4,575 @@
   <w:body>
     <w:p>
       <w:pPr>
-        <w:spacing w:after="40"/>
+        <w:spacing w:after="20"/>
       </w:pPr>
       <w:r>
         <w:rPr>
           <w:b/>
           <w:color w:val="C4122F"/>
-          <w:sz w:val="40"/>
+          <w:sz w:val="38"/>
         </w:rPr>
         <w:t>1on1 com Gabriel Aguiar</w:t>
       </w:r>
     </w:p>
     <w:p>
       <w:pPr>
-        <w:spacing w:after="200"/>
+        <w:spacing w:after="240"/>
       </w:pPr>
       <w:r>
         <w:rPr>
           <w:i/>
-          <w:color w:val="595959"/>
+          <w:color w:val="5A5A5A"/>
           <w:sz w:val="19"/>
         </w:rPr>
-        <w:t>Clube de Consultoria Universitário · registro da conversa · fonte: Acompanhamento 1on1 CCU</w:t>
+        <w:t>Anotações da conversa · Clube de Consultoria Universitário</w:t>
+      </w:r>
+    </w:p>
+    <w:p>
+      <w:r>
+        <w:rPr>
+          <w:color w:val="1A1A1A"/>
+        </w:rPr>
+        <w:t>Gabriel é da Manufatura, está no 8º período, tem 24 anos e entrou no PS do meio do ano passado.</w:t>
       </w:r>
     </w:p>
     <w:p>
       <w:pPr>
-        <w:spacing w:before="280" w:after="80"/>
+        <w:spacing w:before="300" w:after="60"/>
       </w:pPr>
       <w:r>
         <w:rPr>
           <w:b/>
           <w:color w:val="C4122F"/>
-          <w:sz w:val="22"/>
+          <w:sz w:val="25"/>
         </w:rPr>
-        <w:t>PERFIL</w:t>
+        <w:t>O básico</w:t>
       </w:r>
-    </w:p>
-    <w:tbl>
-      <w:tblPr>
-        <w:tblStyle w:val="LightList-Accent1"/>
-        <w:tblW w:type="auto" w:w="0"/>
-        <w:jc w:val="left"/>
-        <w:tblLook w:firstColumn="1" w:firstRow="1" w:lastColumn="0" w:lastRow="0" w:noHBand="0" w:noVBand="1" w:val="04A0"/>
-      </w:tblPr>
-      <w:tblGrid>
-        <w:gridCol w:w="4873"/>
-        <w:gridCol w:w="4873"/>
-      </w:tblGrid>
-      <w:tr>
-        <w:tc>
-          <w:tcPr>
-            <w:tcW w:type="dxa" w:w="2608"/>
-          </w:tcPr>
-          <w:p>
-            <w:r>
-              <w:rPr>
-                <w:b/>
-                <w:sz w:val="19"/>
-              </w:rPr>
-              <w:t>Curso / período / idade</w:t>
-            </w:r>
-          </w:p>
-        </w:tc>
-        <w:tc>
-          <w:tcPr>
-            <w:tcW w:type="dxa" w:w="6803"/>
-          </w:tcPr>
-          <w:p>
-            <w:r>
-              <w:rPr>
-                <w:sz w:val="19"/>
-              </w:rPr>
-              <w:t>Manufatura, 8º período, 24 anos</w:t>
-            </w:r>
-          </w:p>
-        </w:tc>
-      </w:tr>
-      <w:tr>
-        <w:tc>
-          <w:tcPr>
-            <w:tcW w:type="dxa" w:w="2608"/>
-          </w:tcPr>
-          <w:p>
-            <w:r>
-              <w:rPr>
-                <w:b/>
-                <w:sz w:val="19"/>
-              </w:rPr>
-              <w:t>Tempo de clube</w:t>
-            </w:r>
-          </w:p>
-        </w:tc>
-        <w:tc>
-          <w:tcPr>
-            <w:tcW w:type="dxa" w:w="6803"/>
-          </w:tcPr>
-          <w:p>
-            <w:r>
-              <w:rPr>
-                <w:sz w:val="19"/>
-              </w:rPr>
-              <w:t>Entrou no PS do meio do ano passado</w:t>
-            </w:r>
-          </w:p>
-        </w:tc>
-      </w:tr>
-      <w:tr>
-        <w:tc>
-          <w:tcPr>
-            <w:tcW w:type="dxa" w:w="2608"/>
-          </w:tcPr>
-          <w:p>
-            <w:r>
-              <w:rPr>
-                <w:b/>
-                <w:sz w:val="19"/>
-              </w:rPr>
-              <w:t>Área</w:t>
-            </w:r>
-          </w:p>
-        </w:tc>
-        <w:tc>
-          <w:tcPr>
-            <w:tcW w:type="dxa" w:w="6803"/>
-          </w:tcPr>
-          <w:p>
-            <w:r>
-              <w:rPr>
-                <w:sz w:val="19"/>
-              </w:rPr>
-              <w:t>Não registrada na planilha; pela resposta, atua na frente que mantém o clube em movimento internamente (engajamento dos membros) e está ligado ao Prep</w:t>
-            </w:r>
-          </w:p>
-        </w:tc>
-      </w:tr>
-      <w:tr>
-        <w:tc>
-          <w:tcPr>
-            <w:tcW w:type="dxa" w:w="2608"/>
-          </w:tcPr>
-          <w:p>
-            <w:r>
-              <w:rPr>
-                <w:b/>
-                <w:sz w:val="19"/>
-              </w:rPr>
-              <w:t>PS já prestados</w:t>
-            </w:r>
-          </w:p>
-        </w:tc>
-        <w:tc>
-          <w:tcPr>
-            <w:tcW w:type="dxa" w:w="6803"/>
-          </w:tcPr>
-          <w:p>
-            <w:r>
-              <w:rPr>
-                <w:sz w:val="19"/>
-              </w:rPr>
-              <w:t>MBB, EloGroup, Visagio, LEK, Prag, Kearney, além de GMAT</w:t>
-            </w:r>
-          </w:p>
-        </w:tc>
-      </w:tr>
-      <w:tr>
-        <w:tc>
-          <w:tcPr>
-            <w:tcW w:type="dxa" w:w="2608"/>
-          </w:tcPr>
-          <w:p>
-            <w:r>
-              <w:rPr>
-                <w:b/>
-                <w:sz w:val="19"/>
-              </w:rPr>
-              <w:t>O que ainda derruba</w:t>
-            </w:r>
-          </w:p>
-        </w:tc>
-        <w:tc>
-          <w:tcPr>
-            <w:tcW w:type="dxa" w:w="6803"/>
-          </w:tcPr>
-          <w:p>
-            <w:r>
-              <w:rPr>
-                <w:sz w:val="19"/>
-              </w:rPr>
-              <w:t>GMAT e case, que ele aponta como as áreas mais deficitárias</w:t>
-            </w:r>
-          </w:p>
-        </w:tc>
-      </w:tr>
-      <w:tr>
-        <w:tc>
-          <w:tcPr>
-            <w:tcW w:type="dxa" w:w="2608"/>
-          </w:tcPr>
-          <w:p>
-            <w:r>
-              <w:rPr>
-                <w:b/>
-                <w:sz w:val="19"/>
-              </w:rPr>
-              <w:t>Alvo</w:t>
-            </w:r>
-          </w:p>
-        </w:tc>
-        <w:tc>
-          <w:tcPr>
-            <w:tcW w:type="dxa" w:w="6803"/>
-          </w:tcPr>
-          <w:p>
-            <w:r>
-              <w:rPr>
-                <w:sz w:val="19"/>
-              </w:rPr>
-              <w:t>Kearney, LEK e Bain</w:t>
-            </w:r>
-          </w:p>
-        </w:tc>
-      </w:tr>
-      <w:tr>
-        <w:tc>
-          <w:tcPr>
-            <w:tcW w:type="dxa" w:w="2608"/>
-          </w:tcPr>
-          <w:p>
-            <w:r>
-              <w:rPr>
-                <w:b/>
-                <w:sz w:val="19"/>
-              </w:rPr>
-              <w:t>Summer</w:t>
-            </w:r>
-          </w:p>
-        </w:tc>
-        <w:tc>
-          <w:tcPr>
-            <w:tcW w:type="dxa" w:w="6803"/>
-          </w:tcPr>
-          <w:p>
-            <w:r>
-              <w:rPr>
-                <w:sz w:val="19"/>
-              </w:rPr>
-              <w:t>Está prestando para todas; início no começo de 2027 (ver Divergências)</w:t>
-            </w:r>
-          </w:p>
-        </w:tc>
-      </w:tr>
-      <w:tr>
-        <w:tc>
-          <w:tcPr>
-            <w:tcW w:type="dxa" w:w="2608"/>
-          </w:tcPr>
-          <w:p>
-            <w:r>
-              <w:rPr>
-                <w:b/>
-                <w:sz w:val="19"/>
-              </w:rPr>
-              <w:t>Objetivo com o clube</w:t>
-            </w:r>
-          </w:p>
-        </w:tc>
-        <w:tc>
-          <w:tcPr>
-            <w:tcW w:type="dxa" w:w="6803"/>
-          </w:tcPr>
-          <w:p>
-            <w:r>
-              <w:rPr>
-                <w:sz w:val="19"/>
-              </w:rPr>
-              <w:t>Pegar um cargo de diretoria no ano que vem, possivelmente vice-presidente; treinar case bastante e deixar um legado com ideias novas</w:t>
-            </w:r>
-          </w:p>
-        </w:tc>
-      </w:tr>
-      <w:tr>
-        <w:tc>
-          <w:tcPr>
-            <w:tcW w:type="dxa" w:w="2608"/>
-          </w:tcPr>
-          <w:p>
-            <w:r>
-              <w:rPr>
-                <w:b/>
-                <w:sz w:val="19"/>
-              </w:rPr>
-              <w:t>Horizonte de saída</w:t>
-            </w:r>
-          </w:p>
-        </w:tc>
-        <w:tc>
-          <w:tcPr>
-            <w:tcW w:type="dxa" w:w="6803"/>
-          </w:tcPr>
-          <w:p>
-            <w:r>
-              <w:rPr>
-                <w:sz w:val="19"/>
-              </w:rPr>
-              <w:t>Até 2028 (ver Divergências)</w:t>
-            </w:r>
-          </w:p>
-        </w:tc>
-      </w:tr>
-    </w:tbl>
-    <w:p>
-      <w:pPr>
-        <w:spacing w:after="40"/>
-      </w:pPr>
     </w:p>
     <w:p>
       <w:pPr>
-        <w:spacing w:before="280" w:after="80"/>
+        <w:spacing w:after="60"/>
+      </w:pPr>
+      <w:r>
+        <w:rPr>
+          <w:b/>
+          <w:sz w:val="21"/>
+        </w:rPr>
+        <w:t xml:space="preserve">Curso e período: </w:t>
+      </w:r>
+      <w:r>
+        <w:rPr>
+          <w:sz w:val="21"/>
+        </w:rPr>
+        <w:t>Manufatura, 8º período, 24 anos</w:t>
+      </w:r>
+    </w:p>
+    <w:p>
+      <w:pPr>
+        <w:spacing w:after="60"/>
+      </w:pPr>
+      <w:r>
+        <w:rPr>
+          <w:b/>
+          <w:sz w:val="21"/>
+        </w:rPr>
+        <w:t xml:space="preserve">Tempo de clube: </w:t>
+      </w:r>
+      <w:r>
+        <w:rPr>
+          <w:sz w:val="21"/>
+        </w:rPr>
+        <w:t>entrou no PS do meio do ano passado</w:t>
+      </w:r>
+    </w:p>
+    <w:p>
+      <w:pPr>
+        <w:spacing w:after="60"/>
+      </w:pPr>
+      <w:r>
+        <w:rPr>
+          <w:b/>
+          <w:sz w:val="21"/>
+        </w:rPr>
+        <w:t xml:space="preserve">PS já prestados: </w:t>
+      </w:r>
+      <w:r>
+        <w:rPr>
+          <w:sz w:val="21"/>
+        </w:rPr>
+        <w:t>MBB, EloGroup, Visagio, LEK, Prag e Kearney</w:t>
+      </w:r>
+    </w:p>
+    <w:p>
+      <w:pPr>
+        <w:spacing w:after="60"/>
+      </w:pPr>
+      <w:r>
+        <w:rPr>
+          <w:b/>
+          <w:sz w:val="21"/>
+        </w:rPr>
+        <w:t xml:space="preserve">O que ainda derruba: </w:t>
+      </w:r>
+      <w:r>
+        <w:rPr>
+          <w:sz w:val="21"/>
+        </w:rPr>
+        <w:t>GMAT e case, que ele mesmo aponta como as frentes mais fracas</w:t>
+      </w:r>
+    </w:p>
+    <w:p>
+      <w:pPr>
+        <w:spacing w:after="60"/>
+      </w:pPr>
+      <w:r>
+        <w:rPr>
+          <w:b/>
+          <w:sz w:val="21"/>
+        </w:rPr>
+        <w:t xml:space="preserve">Alvo: </w:t>
+      </w:r>
+      <w:r>
+        <w:rPr>
+          <w:sz w:val="21"/>
+        </w:rPr>
+        <w:t>Kearney, LEK e Bain</w:t>
+      </w:r>
+    </w:p>
+    <w:p>
+      <w:pPr>
+        <w:spacing w:after="60"/>
+      </w:pPr>
+      <w:r>
+        <w:rPr>
+          <w:b/>
+          <w:sz w:val="21"/>
+        </w:rPr>
+        <w:t xml:space="preserve">Summer: </w:t>
+      </w:r>
+      <w:r>
+        <w:rPr>
+          <w:sz w:val="21"/>
+        </w:rPr>
+        <w:t>está prestando para todas, com início no começo de 2027 (ver pendências)</w:t>
+      </w:r>
+    </w:p>
+    <w:p>
+      <w:pPr>
+        <w:spacing w:after="60"/>
+      </w:pPr>
+      <w:r>
+        <w:rPr>
+          <w:b/>
+          <w:sz w:val="21"/>
+        </w:rPr>
+        <w:t xml:space="preserve">Objetivo com o clube: </w:t>
+      </w:r>
+      <w:r>
+        <w:rPr>
+          <w:sz w:val="21"/>
+        </w:rPr>
+        <w:t>assumir diretoria no ano que vem, treinar case e deixar um legado</w:t>
+      </w:r>
+    </w:p>
+    <w:p>
+      <w:pPr>
+        <w:spacing w:after="60"/>
+      </w:pPr>
+      <w:r>
+        <w:rPr>
+          <w:b/>
+          <w:sz w:val="21"/>
+        </w:rPr>
+        <w:t xml:space="preserve">Horizonte de saída: </w:t>
+      </w:r>
+      <w:r>
+        <w:rPr>
+          <w:sz w:val="21"/>
+        </w:rPr>
+        <w:t>até 2028 (ver pendências)</w:t>
+      </w:r>
+    </w:p>
+    <w:p>
+      <w:pPr>
+        <w:spacing w:after="60"/>
+      </w:pPr>
+      <w:r>
+        <w:rPr>
+          <w:b/>
+          <w:sz w:val="21"/>
+        </w:rPr>
+        <w:t xml:space="preserve">Prontidão para PS de MBB: </w:t>
+      </w:r>
+      <w:r>
+        <w:rPr>
+          <w:sz w:val="21"/>
+        </w:rPr>
+        <w:t>2 de 10</w:t>
+      </w:r>
+    </w:p>
+    <w:p>
+      <w:pPr>
+        <w:spacing w:after="60"/>
+      </w:pPr>
+      <w:r>
+        <w:rPr>
+          <w:b/>
+          <w:sz w:val="21"/>
+        </w:rPr>
+        <w:t xml:space="preserve">Chance de continuar no clube: </w:t>
+      </w:r>
+      <w:r>
+        <w:rPr>
+          <w:sz w:val="21"/>
+        </w:rPr>
+        <w:t>não coletei</w:t>
+      </w:r>
+    </w:p>
+    <w:p>
+      <w:pPr>
+        <w:spacing w:before="300" w:after="60"/>
       </w:pPr>
       <w:r>
         <w:rPr>
           <w:b/>
           <w:color w:val="C4122F"/>
-          <w:sz w:val="22"/>
+          <w:sz w:val="25"/>
         </w:rPr>
-        <w:t>AS DUAS NOTAS DA CONVERSA</w:t>
+        <w:t>Como está sendo para ele estar aqui</w:t>
       </w:r>
     </w:p>
-    <w:tbl>
-      <w:tblPr>
-        <w:tblStyle w:val="LightList-Accent1"/>
-        <w:tblW w:type="auto" w:w="0"/>
-        <w:jc w:val="left"/>
-        <w:tblLook w:firstColumn="1" w:firstRow="1" w:lastColumn="0" w:lastRow="0" w:noHBand="0" w:noVBand="1" w:val="04A0"/>
-      </w:tblPr>
-      <w:tblGrid>
-        <w:gridCol w:w="4873"/>
-        <w:gridCol w:w="4873"/>
-      </w:tblGrid>
-      <w:tr>
-        <w:tc>
-          <w:tcPr>
-            <w:tcW w:type="dxa" w:w="2608"/>
-          </w:tcPr>
-          <w:p>
-            <w:r>
-              <w:rPr>
-                <w:b/>
-                <w:sz w:val="19"/>
-              </w:rPr>
-              <w:t>Prontidão para PS de MBB (Q9)</w:t>
-            </w:r>
-          </w:p>
-        </w:tc>
-        <w:tc>
-          <w:tcPr>
-            <w:tcW w:type="dxa" w:w="6803"/>
-          </w:tcPr>
-          <w:p>
-            <w:r>
-              <w:rPr>
-                <w:sz w:val="19"/>
-              </w:rPr>
-              <w:t>2 de 10. Para subir: treinar cases e mais GMAT</w:t>
-            </w:r>
-          </w:p>
-        </w:tc>
-      </w:tr>
-      <w:tr>
-        <w:tc>
-          <w:tcPr>
-            <w:tcW w:type="dxa" w:w="2608"/>
-          </w:tcPr>
-          <w:p>
-            <w:r>
-              <w:rPr>
-                <w:b/>
-                <w:sz w:val="19"/>
-              </w:rPr>
-              <w:t>Chance de continuar no clube (Q13)</w:t>
-            </w:r>
-          </w:p>
-        </w:tc>
-        <w:tc>
-          <w:tcPr>
-            <w:tcW w:type="dxa" w:w="6803"/>
-          </w:tcPr>
-          <w:p>
-            <w:r>
-              <w:rPr>
-                <w:sz w:val="19"/>
-              </w:rPr>
-              <w:t>Sem registro. Ver Pendências</w:t>
-            </w:r>
-          </w:p>
-        </w:tc>
-      </w:tr>
-    </w:tbl>
     <w:p>
-      <w:pPr>
-        <w:spacing w:after="40"/>
-      </w:pPr>
+      <w:r>
+        <w:rPr>
+          <w:color w:val="1A1A1A"/>
+        </w:rPr>
+        <w:t>Perguntei o que ele venderia com orgulho da área e o que avisaria para um candidato. Ele falou que a área é meio o que faz o clube se mover internamente, porque precisa incentivar os membros e mantê-los motivados ao longo do ano. O aviso é que hoje estão com poucos membros e esperando entrar gente nova para dar sequência aos projetos.</w:t>
+      </w:r>
+    </w:p>
+    <w:p>
+      <w:r>
+        <w:rPr>
+          <w:color w:val="1A1A1A"/>
+        </w:rPr>
+        <w:t>Mais útil dos últimos dois meses, para ele, foi o Prep e ver o pessoal se saindo bem e sendo aprovado nos PS. Perda de tempo é o timing das entregas dos cases simulados entre o Prep e o PS das consultorias.</w:t>
+      </w:r>
+    </w:p>
+    <w:p>
+      <w:r>
+        <w:rPr>
+          <w:color w:val="1A1A1A"/>
+        </w:rPr>
+        <w:t>Sobre satisfação com a área, não se vê em outra hoje, mas acha que poderiam ter feito mais depois do PS, como marcar cases e disparar os simulados que já estão prontos. Tem ideias novas para agregar, entre elas mudar o report.</w:t>
+      </w:r>
     </w:p>
     <w:p>
       <w:pPr>
-        <w:spacing w:before="280" w:after="80"/>
+        <w:spacing w:after="160"/>
+      </w:pPr>
+      <w:r>
+        <w:rPr>
+          <w:i/>
+          <w:color w:val="5A5A5A"/>
+          <w:sz w:val="20"/>
+        </w:rPr>
+        <w:t>A pergunta sobre o clima da área é rotativa e não entrou nessa conversa.</w:t>
+      </w:r>
+    </w:p>
+    <w:p>
+      <w:pPr>
+        <w:spacing w:before="300" w:after="60"/>
       </w:pPr>
       <w:r>
         <w:rPr>
           <w:b/>
           <w:color w:val="C4122F"/>
-          <w:sz w:val="22"/>
+          <w:sz w:val="25"/>
         </w:rPr>
-        <w:t>1. COMO ESTÁ SENDO ESTAR AQUI</w:t>
+        <w:t>Entrega, cases e projetos</w:t>
+      </w:r>
+    </w:p>
+    <w:p>
+      <w:r>
+        <w:rPr>
+          <w:color w:val="1A1A1A"/>
+        </w:rPr>
+        <w:t>Aqui veio a resposta mais importante da conversa. Perguntei qual projeto o deixa com a sensação de que faria diferente, e ele foi direto no Prep: o material é de 2022, está desatualizado, e quem está dando as aulas não fez os slides, apenas assistiu à aula do ano passado.</w:t>
+      </w:r>
+    </w:p>
+    <w:p>
+      <w:r>
+        <w:rPr>
+          <w:color w:val="1A1A1A"/>
+        </w:rPr>
+        <w:t>Quando perguntei se tem algum projeto que gostaria de assumir, respondeu o Prep também. O motivo é que está com mais tempo livre agora.</w:t>
+      </w:r>
+    </w:p>
+    <w:p>
+      <w:r>
+        <w:rPr>
+          <w:color w:val="1A1A1A"/>
+        </w:rPr>
+        <w:t>Perguntei que problema ele resolveria se pudesse criar um projeto do zero. Ele sente falta de mais presença dos alumni que já passaram pelo clube e sugeriu montar um podcast para trazer essas pessoas.</w:t>
       </w:r>
     </w:p>
     <w:p>
       <w:pPr>
-        <w:spacing w:before="160" w:after="40"/>
+        <w:spacing w:after="160"/>
       </w:pPr>
       <w:r>
         <w:rPr>
-          <w:b/>
-          <w:color w:val="8E0C22"/>
+          <w:i/>
+          <w:color w:val="5A5A5A"/>
           <w:sz w:val="20"/>
         </w:rPr>
-        <w:t xml:space="preserve">Q1  </w:t>
-      </w:r>
-      <w:r>
-        <w:rPr>
-          <w:b/>
-          <w:color w:val="1A1A1A"/>
-          <w:sz w:val="20"/>
-        </w:rPr>
-        <w:t>Se você tivesse que descrever sua área para um candidato do próximo PS, o que você venderia com orgulho e o que você avisaria antes que ele entrasse?</w:t>
+        <w:t>A pergunta sobre a última entrega é rotativa e não entrou nessa conversa.</w:t>
       </w:r>
     </w:p>
     <w:p>
       <w:pPr>
-        <w:spacing w:after="80"/>
-        <w:ind w:left="283"/>
-      </w:pPr>
-      <w:r>
-        <w:rPr>
-          <w:color w:val="1A1A1A"/>
-          <w:sz w:val="21"/>
-        </w:rPr>
-        <w:t>A gente meio que faz o clube se mover internamente, porque temos que incentivar os membros e mantê-los motivados ao longo do ano. Como aviso: atualmente estamos com poucos membros e esperando entrar novos para dar sequência aos projetos.</w:t>
-      </w:r>
-    </w:p>
-    <w:p>
-      <w:pPr>
-        <w:spacing w:before="160" w:after="40"/>
-      </w:pPr>
-      <w:r>
-        <w:rPr>
-          <w:b/>
-          <w:color w:val="8E0C22"/>
-          <w:sz w:val="20"/>
-        </w:rPr>
-        <w:t xml:space="preserve">Q2  </w:t>
-      </w:r>
-      <w:r>
-        <w:rPr>
-          <w:b/>
-          <w:color w:val="1A1A1A"/>
-          <w:sz w:val="20"/>
-        </w:rPr>
-        <w:t>Qual foi a coisa mais útil que o clube te entregou nos últimos dois meses, e qual foi a que mais te pareceu perda de tempo?</w:t>
-      </w:r>
-    </w:p>
-    <w:p>
-      <w:pPr>
-        <w:spacing w:after="80"/>
-        <w:ind w:left="283"/>
-      </w:pPr>
-      <w:r>
-        <w:rPr>
-          <w:color w:val="1A1A1A"/>
-          <w:sz w:val="21"/>
-        </w:rPr>
-        <w:t>Mais útil: o Prep, e ver o pessoal se saindo bem e sendo aprovado nos PS. Perda de tempo: o timing das entregas dos cases simulados entre o Prep e o PS das consultorias.</w:t>
-      </w:r>
-    </w:p>
-    <w:p>
-      <w:pPr>
-        <w:spacing w:before="160" w:after="40"/>
-      </w:pPr>
-      <w:r>
-        <w:rPr>
-          <w:b/>
-          <w:color w:val="8E0C22"/>
-          <w:sz w:val="20"/>
-        </w:rPr>
-        <w:t xml:space="preserve">Q3  </w:t>
-      </w:r>
-      <w:r>
-        <w:rPr>
-          <w:b/>
-          <w:color w:val="1A1A1A"/>
-          <w:sz w:val="20"/>
-        </w:rPr>
-        <w:t>Você está satisfeito com a sua área? O que ela faz bem, o que deixa a desejar, e o que precisaria acontecer para você pensar em trocar?</w:t>
-      </w:r>
-    </w:p>
-    <w:p>
-      <w:pPr>
-        <w:spacing w:after="80"/>
-        <w:ind w:left="283"/>
-      </w:pPr>
-      <w:r>
-        <w:rPr>
-          <w:color w:val="1A1A1A"/>
-          <w:sz w:val="21"/>
-        </w:rPr>
-        <w:t>Não se vê em outra área atualmente, mas sente que poderiam ter feito mais coisa depois do PS, como marcar cases e enviar os simulados que já estão prontos. Tem ideias novas que agregariam ao clube, como mudar o report.</w:t>
-      </w:r>
-    </w:p>
-    <w:p>
-      <w:pPr>
-        <w:spacing w:before="160" w:after="40"/>
-      </w:pPr>
-      <w:r>
-        <w:rPr>
-          <w:b/>
-          <w:color w:val="8E0C22"/>
-          <w:sz w:val="20"/>
-        </w:rPr>
-        <w:t xml:space="preserve">Q4  </w:t>
-      </w:r>
-      <w:r>
-        <w:rPr>
-          <w:b/>
-          <w:color w:val="1A1A1A"/>
-          <w:sz w:val="20"/>
-        </w:rPr>
-        <w:t>Como você descreveria o clima da sua área hoje? Tem alguém que te puxa para cima e algo que costuma te desanimar?</w:t>
-      </w:r>
-    </w:p>
-    <w:p>
-      <w:pPr>
-        <w:spacing w:after="80"/>
-        <w:ind w:left="283"/>
-      </w:pPr>
-      <w:r>
-        <w:rPr>
-          <w:i/>
-          <w:color w:val="595959"/>
-          <w:sz w:val="20"/>
-        </w:rPr>
-        <w:t>Rotativa não aplicada nesta conversa.</w:t>
-      </w:r>
-    </w:p>
-    <w:p>
-      <w:pPr>
-        <w:spacing w:before="280" w:after="80"/>
+        <w:spacing w:before="300" w:after="60"/>
       </w:pPr>
       <w:r>
         <w:rPr>
           <w:b/>
           <w:color w:val="C4122F"/>
-          <w:sz w:val="22"/>
+          <w:sz w:val="25"/>
         </w:rPr>
-        <w:t>2. ENTREGA, CASES E PROJETOS</w:t>
+        <w:t>Preparação para o mercado</w:t>
+      </w:r>
+    </w:p>
+    <w:p>
+      <w:r>
+        <w:rPr>
+          <w:color w:val="1A1A1A"/>
+        </w:rPr>
+        <w:t>Ele se dá 2 de 10 de prontidão para um PS de MBB. Para subir, diz que precisa treinar cases e mais GMAT. A frente mais atrasada, na avaliação dele, é a estruturação de cases.</w:t>
+      </w:r>
+    </w:p>
+    <w:p>
+      <w:r>
+        <w:rPr>
+          <w:color w:val="1A1A1A"/>
+        </w:rPr>
+        <w:t>O que ele aprendeu desde que entrou foi GMAT. Achava que era só fazer umas continhas e hoje consegue estruturar o problema de forma mais organizada.</w:t>
+      </w:r>
+    </w:p>
+    <w:p>
+      <w:r>
+        <w:rPr>
+          <w:color w:val="1A1A1A"/>
+        </w:rPr>
+        <w:t>Vale lembrar que ele já roda o funil de verdade: prestou MBB, EloGroup, Visagio, LEK, Prag e Kearney, e o alvo agora é Kearney, LEK e Bain.</w:t>
       </w:r>
     </w:p>
     <w:p>
       <w:pPr>
-        <w:spacing w:before="160" w:after="40"/>
-      </w:pPr>
-      <w:r>
-        <w:rPr>
-          <w:b/>
-          <w:color w:val="8E0C22"/>
-          <w:sz w:val="20"/>
-        </w:rPr>
-        <w:t xml:space="preserve">Q5  </w:t>
-      </w:r>
-      <w:r>
-        <w:rPr>
-          <w:b/>
-          <w:color w:val="1A1A1A"/>
-          <w:sz w:val="20"/>
-        </w:rPr>
-        <w:t>Pensando nos projetos internos e externos rodando hoje, qual deles te deixa com a sensação de “eu faria isso diferente”? O que você mudaria?</w:t>
-      </w:r>
-    </w:p>
-    <w:p>
-      <w:pPr>
-        <w:spacing w:after="80"/>
-        <w:ind w:left="283"/>
-      </w:pPr>
-      <w:r>
-        <w:rPr>
-          <w:color w:val="1A1A1A"/>
-          <w:sz w:val="21"/>
-        </w:rPr>
-        <w:t>O Prep, com certeza, porque a gente utiliza um material desatualizado, de 2022, e quem está dando as aulas não fez os slides, apenas viu a aula do ano passado.</w:t>
-      </w:r>
-    </w:p>
-    <w:p>
-      <w:pPr>
-        <w:spacing w:before="160" w:after="40"/>
-      </w:pPr>
-      <w:r>
-        <w:rPr>
-          <w:b/>
-          <w:color w:val="8E0C22"/>
-          <w:sz w:val="20"/>
-        </w:rPr>
-        <w:t xml:space="preserve">Q6  </w:t>
-      </w:r>
-      <w:r>
-        <w:rPr>
-          <w:b/>
-          <w:color w:val="1A1A1A"/>
-          <w:sz w:val="20"/>
-        </w:rPr>
-        <w:t>Tem algum projeto, ou tipo de projeto, que você gostaria de assumir? O que te atrai nele e o que hoje te segura de topar?</w:t>
-      </w:r>
-    </w:p>
-    <w:p>
-      <w:pPr>
-        <w:spacing w:after="80"/>
-        <w:ind w:left="283"/>
-      </w:pPr>
-      <w:r>
-        <w:rPr>
-          <w:color w:val="1A1A1A"/>
-          <w:sz w:val="21"/>
-        </w:rPr>
-        <w:t>O Prep, principalmente por conta do tempo: está com mais tempo livre agora.</w:t>
-      </w:r>
-    </w:p>
-    <w:p>
-      <w:pPr>
-        <w:spacing w:before="160" w:after="40"/>
-      </w:pPr>
-      <w:r>
-        <w:rPr>
-          <w:b/>
-          <w:color w:val="8E0C22"/>
-          <w:sz w:val="20"/>
-        </w:rPr>
-        <w:t xml:space="preserve">Q7  </w:t>
-      </w:r>
-      <w:r>
-        <w:rPr>
-          <w:b/>
-          <w:color w:val="1A1A1A"/>
-          <w:sz w:val="20"/>
-        </w:rPr>
-        <w:t>Qual foi a última entrega que te deu orgulho, e qual te mostrou um buraco que você ainda precisa fechar?</w:t>
-      </w:r>
-    </w:p>
-    <w:p>
-      <w:pPr>
-        <w:spacing w:after="80"/>
-        <w:ind w:left="283"/>
-      </w:pPr>
-      <w:r>
-        <w:rPr>
-          <w:i/>
-          <w:color w:val="595959"/>
-          <w:sz w:val="20"/>
-        </w:rPr>
-        <w:t>Rotativa não aplicada nesta conversa.</w:t>
-      </w:r>
-    </w:p>
-    <w:p>
-      <w:pPr>
-        <w:spacing w:before="160" w:after="40"/>
-      </w:pPr>
-      <w:r>
-        <w:rPr>
-          <w:b/>
-          <w:color w:val="8E0C22"/>
-          <w:sz w:val="20"/>
-        </w:rPr>
-        <w:t xml:space="preserve">Q8  </w:t>
-      </w:r>
-      <w:r>
-        <w:rPr>
-          <w:b/>
-          <w:color w:val="1A1A1A"/>
-          <w:sz w:val="20"/>
-        </w:rPr>
-        <w:t>Se você pudesse ser dono de um projeto do zero no clube, que problema real você gostaria de resolver e por quê?</w:t>
-      </w:r>
-    </w:p>
-    <w:p>
-      <w:pPr>
-        <w:spacing w:after="80"/>
-        <w:ind w:left="283"/>
-      </w:pPr>
-      <w:r>
-        <w:rPr>
-          <w:color w:val="1A1A1A"/>
-          <w:sz w:val="21"/>
-        </w:rPr>
-        <w:t>Sente falta de mais presença de consultores alumni que já passaram pelo clube, e sugere formular um podcast para trazer esses membros.</w:t>
-      </w:r>
-    </w:p>
-    <w:p>
-      <w:pPr>
-        <w:spacing w:before="280" w:after="80"/>
+        <w:spacing w:before="300" w:after="60"/>
       </w:pPr>
       <w:r>
         <w:rPr>
           <w:b/>
           <w:color w:val="C4122F"/>
-          <w:sz w:val="22"/>
+          <w:sz w:val="25"/>
         </w:rPr>
-        <w:t>3. PREPARAÇÃO PARA O MERCADO</w:t>
+        <w:t>Futuro no clube</w:t>
+      </w:r>
+    </w:p>
+    <w:p>
+      <w:r>
+        <w:rPr>
+          <w:color w:val="1A1A1A"/>
+        </w:rPr>
+        <w:t>Diretoria ele quer, e é específico: cargo no ano que vem, possivelmente vice-presidência. A favor pesa o tempo, porque está mais livre agora. Quer treinar case bastante e deixar um legado com ideias novas.</w:t>
+      </w:r>
+    </w:p>
+    <w:p>
+      <w:r>
+        <w:rPr>
+          <w:color w:val="1A1A1A"/>
+        </w:rPr>
+        <w:t>Não peguei a nota de chance de continuar no clube, nem fiz de forma direta a pergunta do último semestre. O sinal indireto é bom, porque ele já está se colocando para a diretoria do ano que vem.</w:t>
       </w:r>
     </w:p>
     <w:p>
       <w:pPr>
-        <w:spacing w:before="160" w:after="40"/>
-      </w:pPr>
-      <w:r>
-        <w:rPr>
-          <w:b/>
-          <w:color w:val="8E0C22"/>
-          <w:sz w:val="20"/>
-        </w:rPr>
-        <w:t xml:space="preserve">Q9  </w:t>
-      </w:r>
-      <w:r>
-        <w:rPr>
-          <w:b/>
-          <w:color w:val="1A1A1A"/>
-          <w:sz w:val="20"/>
-        </w:rPr>
-        <w:t>Numa escala de 0 a 10, quão pronto você se sente hoje para um PS de MBB? O que explica o número não ser 10, e o que precisaria acontecer nos próximos 3 meses para subir 2 pontos?</w:t>
-      </w:r>
-    </w:p>
-    <w:p>
-      <w:pPr>
-        <w:spacing w:after="80"/>
-        <w:ind w:left="283"/>
-      </w:pPr>
-      <w:r>
-        <w:rPr>
-          <w:color w:val="1A1A1A"/>
-          <w:sz w:val="21"/>
-        </w:rPr>
-        <w:t>Nota 2. Para subir: treinar cases e mais GMAT.</w:t>
-      </w:r>
-    </w:p>
-    <w:p>
-      <w:pPr>
-        <w:spacing w:before="160" w:after="40"/>
-      </w:pPr>
-      <w:r>
-        <w:rPr>
-          <w:b/>
-          <w:color w:val="8E0C22"/>
-          <w:sz w:val="20"/>
-        </w:rPr>
-        <w:t xml:space="preserve">Q10  </w:t>
-      </w:r>
-      <w:r>
-        <w:rPr>
-          <w:b/>
-          <w:color w:val="1A1A1A"/>
-          <w:sz w:val="20"/>
-        </w:rPr>
-        <w:t>O que você sabe fazer hoje que não sabia quando entrou? Me dá um exemplo concreto de quando isso apareceu, num case, num treino de GMAT ou numa apresentação.</w:t>
-      </w:r>
-    </w:p>
-    <w:p>
-      <w:pPr>
-        <w:spacing w:after="80"/>
-        <w:ind w:left="283"/>
-      </w:pPr>
-      <w:r>
-        <w:rPr>
-          <w:color w:val="1A1A1A"/>
-          <w:sz w:val="21"/>
-        </w:rPr>
-        <w:t>Treinar GMAT. Achava que era só fazer umas continhas e hoje consegue estruturar o problema de forma mais estruturada.</w:t>
-      </w:r>
-    </w:p>
-    <w:p>
-      <w:pPr>
-        <w:spacing w:before="160" w:after="40"/>
-      </w:pPr>
-      <w:r>
-        <w:rPr>
-          <w:b/>
-          <w:color w:val="8E0C22"/>
-          <w:sz w:val="20"/>
-        </w:rPr>
-        <w:t xml:space="preserve">Q11  </w:t>
-      </w:r>
-      <w:r>
-        <w:rPr>
-          <w:b/>
-          <w:color w:val="1A1A1A"/>
-          <w:sz w:val="20"/>
-        </w:rPr>
-        <w:t>Onde você está no GMAT / estruturação de case / fit hoje, e qual dessas frentes está mais atrasada para o seu alvo?</w:t>
-      </w:r>
-    </w:p>
-    <w:p>
-      <w:pPr>
-        <w:spacing w:after="80"/>
-        <w:ind w:left="283"/>
-      </w:pPr>
-      <w:r>
-        <w:rPr>
-          <w:color w:val="1A1A1A"/>
-          <w:sz w:val="21"/>
-        </w:rPr>
-        <w:t>A frente mais atrasada é a estruturação de cases.</w:t>
-      </w:r>
-    </w:p>
-    <w:p>
-      <w:pPr>
-        <w:spacing w:before="280" w:after="80"/>
+        <w:spacing w:before="300" w:after="60"/>
       </w:pPr>
       <w:r>
         <w:rPr>
           <w:b/>
           <w:color w:val="C4122F"/>
-          <w:sz w:val="22"/>
+          <w:sz w:val="25"/>
         </w:rPr>
-        <w:t>4. FUTURO NO CLUBE E RESPONSABILIDADE</w:t>
+        <w:t>Feedback para a diretoria</w:t>
+      </w:r>
+    </w:p>
+    <w:p>
+      <w:r>
+        <w:rPr>
+          <w:color w:val="1A1A1A"/>
+        </w:rPr>
+        <w:t>Essas duas perguntas eu não fiz de forma explícita, mas ele já respondeu na prática ao longo da conversa: atualizar o material do Prep e não deixar o pós-PS esvaziar. O ponto cego que ele aponta é a ausência dos alumni no dia a dia do clube.</w:t>
       </w:r>
     </w:p>
     <w:p>
       <w:pPr>
-        <w:spacing w:before="160" w:after="40"/>
-      </w:pPr>
-      <w:r>
-        <w:rPr>
-          <w:b/>
-          <w:color w:val="8E0C22"/>
-          <w:sz w:val="20"/>
-        </w:rPr>
-        <w:t xml:space="preserve">Q12  </w:t>
-      </w:r>
-      <w:r>
-        <w:rPr>
-          <w:b/>
-          <w:color w:val="1A1A1A"/>
-          <w:sz w:val="20"/>
-        </w:rPr>
-        <w:t>Quando você imagina seu último semestre no clube, o que precisa ter acontecido para você olhar para trás e sentir que valeu? Que tipo de responsabilidade caberia nisso?</w:t>
-      </w:r>
-    </w:p>
-    <w:p>
-      <w:pPr>
-        <w:spacing w:after="80"/>
-        <w:ind w:left="283"/>
-      </w:pPr>
-      <w:r>
-        <w:rPr>
-          <w:i/>
-          <w:color w:val="595959"/>
-          <w:sz w:val="20"/>
-        </w:rPr>
-        <w:t>Sem registro direto. O cadastro dá a direção: quer assumir diretoria no ano que vem, possivelmente vice-presidência, e deixar um legado com ideias novas. Vale formalizar na próxima conversa.</w:t>
-      </w:r>
-    </w:p>
-    <w:p>
-      <w:pPr>
-        <w:spacing w:before="160" w:after="40"/>
-      </w:pPr>
-      <w:r>
-        <w:rPr>
-          <w:b/>
-          <w:color w:val="8E0C22"/>
-          <w:sz w:val="20"/>
-        </w:rPr>
-        <w:t xml:space="preserve">Q13  </w:t>
-      </w:r>
-      <w:r>
-        <w:rPr>
-          <w:b/>
-          <w:color w:val="1A1A1A"/>
-          <w:sz w:val="20"/>
-        </w:rPr>
-        <w:t>Numa escala de 0 a 10, qual a chance de você continuar no clube no próximo semestre? O que subiria esse número em dois pontos?</w:t>
-      </w:r>
-    </w:p>
-    <w:p>
-      <w:pPr>
-        <w:spacing w:after="80"/>
-        <w:ind w:left="283"/>
-      </w:pPr>
-      <w:r>
-        <w:rPr>
-          <w:i/>
-          <w:color w:val="595959"/>
-          <w:sz w:val="20"/>
-        </w:rPr>
-        <w:t>Sem registro. Ver Pendências.</w:t>
-      </w:r>
-    </w:p>
-    <w:p>
-      <w:pPr>
-        <w:spacing w:before="160" w:after="40"/>
-      </w:pPr>
-      <w:r>
-        <w:rPr>
-          <w:b/>
-          <w:color w:val="8E0C22"/>
-          <w:sz w:val="20"/>
-        </w:rPr>
-        <w:t xml:space="preserve">Q14  </w:t>
-      </w:r>
-      <w:r>
-        <w:rPr>
-          <w:b/>
-          <w:color w:val="1A1A1A"/>
-          <w:sz w:val="20"/>
-        </w:rPr>
-        <w:t>Você pensa em assumir um cargo de diretoria? Qual, e o que hoje pesa a favor e contra (tempo, estágio, aulas)?</w:t>
-      </w:r>
-    </w:p>
-    <w:p>
-      <w:pPr>
-        <w:spacing w:after="80"/>
-        <w:ind w:left="283"/>
-      </w:pPr>
-      <w:r>
-        <w:rPr>
-          <w:color w:val="1A1A1A"/>
-          <w:sz w:val="21"/>
-        </w:rPr>
-        <w:t>Sim: quer pegar um cargo de diretoria no ano que vem, possivelmente vice-presidente. A favor pesa o tempo, porque diz estar com mais tempo livre agora. Quer treinar case bastante e deixar um legado.</w:t>
-      </w:r>
-    </w:p>
-    <w:p>
-      <w:pPr>
-        <w:spacing w:before="280" w:after="80"/>
+        <w:spacing w:before="300" w:after="60"/>
       </w:pPr>
       <w:r>
         <w:rPr>
           <w:b/>
           <w:color w:val="C4122F"/>
-          <w:sz w:val="22"/>
+          <w:sz w:val="25"/>
         </w:rPr>
-        <w:t>5. FEEDBACK PARA A DIRETORIA</w:t>
+        <w:t>O que eu tirei da conversa</w:t>
+      </w:r>
+    </w:p>
+    <w:p>
+      <w:r>
+        <w:rPr>
+          <w:color w:val="1A1A1A"/>
+        </w:rPr>
+        <w:t>O achado que mais importa é de processo, não de pessoa. O Prep está rodando com material de 2022 e com quem ministra sem ter construído o conteúdo. Ele trouxe isso sozinho, sem eu perguntar especificamente do Prep.</w:t>
+      </w:r>
+    </w:p>
+    <w:p>
+      <w:r>
+        <w:rPr>
+          <w:color w:val="1A1A1A"/>
+        </w:rPr>
+        <w:t>E isso conversa direto com a nota que ele se dá. Ele se avalia em 2 de 10 para MBB e diz que case é a frente mais atrasada. Ou seja, o motor de preparação do clube está defasado e quem mais depende dele é justamente quem se sente despreparado. Mexer no Prep é mexer nessa nota.</w:t>
+      </w:r>
+    </w:p>
+    <w:p>
+      <w:r>
+        <w:rPr>
+          <w:color w:val="1A1A1A"/>
+        </w:rPr>
+        <w:t>Ele é o candidato natural para assumir essa atualização, porque quer o Prep, quer diretoria e diz ter tempo agora.</w:t>
+      </w:r>
+    </w:p>
+    <w:p>
+      <w:r>
+        <w:rPr>
+          <w:color w:val="1A1A1A"/>
+        </w:rPr>
+        <w:t>O vazio do pós-PS que ele aponta é correção barata: os simulados já estão prontos, só não foram enviados.</w:t>
+      </w:r>
+    </w:p>
+    <w:p>
+      <w:r>
+        <w:rPr>
+          <w:color w:val="1A1A1A"/>
+        </w:rPr>
+        <w:t>Junto com a conversa da Clarissa, que pediu mais capacitação com as empresas, já são duas pessoas apontando para a mesma lacuna de contato com o mercado.</w:t>
       </w:r>
     </w:p>
     <w:p>
       <w:pPr>
-        <w:spacing w:before="160" w:after="40"/>
-      </w:pPr>
-      <w:r>
-        <w:rPr>
-          <w:b/>
-          <w:color w:val="8E0C22"/>
-          <w:sz w:val="20"/>
-        </w:rPr>
-        <w:t xml:space="preserve">Q15  </w:t>
-      </w:r>
-      <w:r>
-        <w:rPr>
-          <w:b/>
-          <w:color w:val="1A1A1A"/>
-          <w:sz w:val="20"/>
-        </w:rPr>
-        <w:t>Se você fosse o diretor responsável por você na semana que vem, qual seria a primeira coisa que mudaria na forma como a sua área é conduzida?</w:t>
-      </w:r>
-    </w:p>
-    <w:p>
-      <w:pPr>
-        <w:spacing w:after="80"/>
-        <w:ind w:left="283"/>
-      </w:pPr>
-      <w:r>
-        <w:rPr>
-          <w:i/>
-          <w:color w:val="595959"/>
-          <w:sz w:val="20"/>
-        </w:rPr>
-        <w:t>Sem registro explícito. Na prática ele já respondeu isso em Q5 e Q3: atualizar o material do Prep e não deixar o pós-PS esvaziar (marcar cases, disparar os simulados prontos).</w:t>
-      </w:r>
-    </w:p>
-    <w:p>
-      <w:pPr>
-        <w:spacing w:before="160" w:after="40"/>
-      </w:pPr>
-      <w:r>
-        <w:rPr>
-          <w:b/>
-          <w:color w:val="8E0C22"/>
-          <w:sz w:val="20"/>
-        </w:rPr>
-        <w:t xml:space="preserve">Q16  </w:t>
-      </w:r>
-      <w:r>
-        <w:rPr>
-          <w:b/>
-          <w:color w:val="1A1A1A"/>
-          <w:sz w:val="20"/>
-        </w:rPr>
-        <w:t>O que você sente que a diretoria não está enxergando hoje, sobre você, sobre sua área ou sobre o clube, que faria diferença se a gente soubesse?</w:t>
-      </w:r>
-    </w:p>
-    <w:p>
-      <w:pPr>
-        <w:spacing w:after="80"/>
-        <w:ind w:left="283"/>
-      </w:pPr>
-      <w:r>
-        <w:rPr>
-          <w:i/>
-          <w:color w:val="595959"/>
-          <w:sz w:val="20"/>
-        </w:rPr>
-        <w:t>Sem registro. A resposta de Q8 aponta um caminho: ausência de alumni no dia a dia do clube.</w:t>
-      </w:r>
-    </w:p>
-    <w:p>
-      <w:pPr>
-        <w:spacing w:before="280" w:after="80"/>
+        <w:spacing w:before="300" w:after="60"/>
       </w:pPr>
       <w:r>
         <w:rPr>
           <w:b/>
           <w:color w:val="C4122F"/>
-          <w:sz w:val="22"/>
+          <w:sz w:val="25"/>
         </w:rPr>
-        <w:t>LEITURA DA CONVERSA</w:t>
+        <w:t>Pendências</w:t>
       </w:r>
     </w:p>
     <w:p>
       <w:pPr>
         <w:pStyle w:val="ListBullet"/>
-        <w:spacing w:after="60"/>
+        <w:spacing w:after="80"/>
       </w:pPr>
       <w:r>
-        <w:rPr>
-          <w:sz w:val="21"/>
-        </w:rPr>
-        <w:t>O achado mais forte é um problema de processo, não de pessoa: o Prep roda com material de 2022 e quem ministra não construiu os slides, apenas assistiu à aula do ano anterior. Ele traz isso espontaneamente como o que faria diferente.</w:t>
+        <w:t>Confirmar os anos certos de summer e de saída. O cadastro dele aparece duas vezes na planilha com informações diferentes: em uma parte o summer começa em 2027 e na outra em 2028, e o horizonte de saída aparece como 2028 em uma e 2029 na outra.</w:t>
       </w:r>
     </w:p>
     <w:p>
       <w:pPr>
         <w:pStyle w:val="ListBullet"/>
-        <w:spacing w:after="60"/>
+        <w:spacing w:after="80"/>
       </w:pPr>
       <w:r>
-        <w:rPr>
-          <w:sz w:val="21"/>
-        </w:rPr>
-        <w:t>Esse achado conversa diretamente com a nota que ele se dá: 2 de 10 para PS de MBB, com case como frente mais atrasada. O motor de preparação do clube está defasado e o membro mais engajado nele é justamente quem se sente pouco preparado. Tratar o Prep é tratar a nota.</w:t>
+        <w:t>Pegar a nota de chance de continuar no clube.</w:t>
       </w:r>
     </w:p>
     <w:p>
       <w:pPr>
         <w:pStyle w:val="ListBullet"/>
-        <w:spacing w:after="60"/>
+        <w:spacing w:after="80"/>
       </w:pPr>
       <w:r>
-        <w:rPr>
-          <w:sz w:val="21"/>
-        </w:rPr>
-        <w:t>Alto engajamento e disposição para assumir: quer o Prep agora e a vice-presidência no ano que vem, e aponta ter tempo livre. É candidato natural a dono da atualização do material.</w:t>
+        <w:t>Fechar com ele as duas perguntas de feedback que eu acabei deduzindo pelas outras respostas.</w:t>
       </w:r>
     </w:p>
     <w:p>
       <w:pPr>
         <w:pStyle w:val="ListBullet"/>
-        <w:spacing w:after="60"/>
+        <w:spacing w:after="80"/>
       </w:pPr>
       <w:r>
-        <w:rPr>
-          <w:sz w:val="21"/>
-        </w:rPr>
-        <w:t>Aponta um vazio de continuidade depois do PS: cases não marcados e simulados prontos que não foram enviados. É correção de baixo custo e efeito imediato.</w:t>
-      </w:r>
-    </w:p>
-    <w:p>
-      <w:pPr>
-        <w:pStyle w:val="ListBullet"/>
-        <w:spacing w:after="60"/>
-      </w:pPr>
-      <w:r>
-        <w:rPr>
-          <w:sz w:val="21"/>
-        </w:rPr>
-        <w:t>Já roda o funil de verdade: prestou MBB, EloGroup, Visagio, LEK, Prag e Kearney, com alvo em Kearney, LEK e Bain. O gap dele é técnico e nomeado (GMAT e estruturação de case), não de motivação.</w:t>
-      </w:r>
-    </w:p>
-    <w:p>
-      <w:pPr>
-        <w:pStyle w:val="ListBullet"/>
-        <w:spacing w:after="60"/>
-      </w:pPr>
-      <w:r>
-        <w:rPr>
-          <w:sz w:val="21"/>
-        </w:rPr>
-        <w:t>Ideia trazida por ele que vale avaliar: podcast com consultores alumni. Some-se a isso o pedido da Clarissa por mais capacitação junto às empresas. São duas conversas apontando para a mesma lacuna de contato com o mercado.</w:t>
-      </w:r>
-    </w:p>
-    <w:p>
-      <w:pPr>
-        <w:spacing w:before="280" w:after="80"/>
-      </w:pPr>
-      <w:r>
-        <w:rPr>
-          <w:b/>
-          <w:color w:val="C4122F"/>
-          <w:sz w:val="22"/>
-        </w:rPr>
-        <w:t>DIVERGÊNCIAS E PENDÊNCIAS</w:t>
-      </w:r>
-    </w:p>
-    <w:p>
-      <w:pPr>
-        <w:pStyle w:val="ListBullet"/>
-        <w:spacing w:after="60"/>
-      </w:pPr>
-      <w:r>
-        <w:rPr>
-          <w:sz w:val="21"/>
-        </w:rPr>
-        <w:t>O bloco de cadastro dele aparece duas vezes na planilha, com anos diferentes: summer com início em 2027 em um trecho e 2028 no outro; horizonte de saída até 2028 em um e até 2029 no outro. Precisa confirmar qual vale antes de usar isso para planejar sucessão.</w:t>
-      </w:r>
-    </w:p>
-    <w:p>
-      <w:pPr>
-        <w:pStyle w:val="ListBullet"/>
-        <w:spacing w:after="60"/>
-      </w:pPr>
-      <w:r>
-        <w:rPr>
-          <w:sz w:val="21"/>
-        </w:rPr>
-        <w:t>Nota de chance de continuar no clube (Q13) não registrada. No caso dele o sinal indireto é positivo (quer diretoria em 2027), mas a nota é o que alimenta a média de retenção.</w:t>
-      </w:r>
-    </w:p>
-    <w:p>
-      <w:pPr>
-        <w:pStyle w:val="ListBullet"/>
-        <w:spacing w:after="60"/>
-      </w:pPr>
-      <w:r>
-        <w:rPr>
-          <w:sz w:val="21"/>
-        </w:rPr>
-        <w:t>Q12, Q15 e Q16 sem registro direto. Q15 e Q16 são perguntas fixas e dá para reconstruir a partir de Q3, Q5 e Q8, mas o ideal é fechar com ele.</w:t>
-      </w:r>
-    </w:p>
-    <w:p>
-      <w:pPr>
-        <w:pStyle w:val="ListBullet"/>
-        <w:spacing w:after="60"/>
-      </w:pPr>
-      <w:r>
-        <w:rPr>
-          <w:sz w:val="21"/>
-        </w:rPr>
-        <w:t>Combinado: nada registrado. O passo óbvio é decidir se ele assume a atualização do material do Prep, com prazo.</w:t>
+        <w:t>Decidir se ele assume a atualização do material do Prep, com prazo.</w:t>
       </w:r>
     </w:p>
     <w:sectPr>
+      <w:headerReference w:type="default" r:id="rId9"/>
       <w:pgSz w:w="12240" w:h="15840"/>
-      <w:pgMar w:top="1134" w:right="1247" w:bottom="1134" w:left="1247" w:header="720" w:footer="720" w:gutter="0"/>
+      <w:pgMar w:top="907" w:right="1361" w:bottom="1134" w:left="1361" w:header="720" w:footer="720" w:gutter="0"/>
       <w:cols w:space="720"/>
       <w:docGrid w:linePitch="360"/>
     </w:sectPr>
   </w:body>
 </w:document>
+</file>
+
+<file path=word/header1.xml><?xml version="1.0" encoding="utf-8"?>
+<w:hdr xmlns:m="http://schemas.openxmlformats.org/officeDocument/2006/math" xmlns:mc="http://schemas.openxmlformats.org/markup-compatibility/2006" xmlns:mo="http://schemas.microsoft.com/office/mac/office/2008/main" xmlns:mv="urn:schemas-microsoft-com:mac:vml" xmlns:o="urn:schemas-microsoft-com:office:office" xmlns:r="http://schemas.openxmlformats.org/officeDocument/2006/relationships" xmlns:v="urn:schemas-microsoft-com:vml" xmlns:w10="urn:schemas-microsoft-com:office:word" xmlns:w14="http://schemas.microsoft.com/office/word/2010/wordml" xmlns:w="http://schemas.openxmlformats.org/wordprocessingml/2006/main" xmlns:wne="http://schemas.microsoft.com/office/word/2006/wordml" xmlns:wp14="http://schemas.microsoft.com/office/word/2010/wordprocessingDrawing" xmlns:wp="http://schemas.openxmlformats.org/drawingml/2006/wordprocessingDrawing" xmlns:wpc="http://schemas.microsoft.com/office/word/2010/wordprocessingCanvas" xmlns:wpg="http://schemas.microsoft.com/office/word/2010/wordprocessingGroup" xmlns:wpi="http://schemas.microsoft.com/office/word/2010/wordprocessingInk" xmlns:wps="http://schemas.microsoft.com/office/word/2010/wordprocessingShape" mc:Ignorable="w14 wp14">
+  <w:p>
+    <w:pPr>
+      <w:pStyle w:val="Header"/>
+      <w:spacing w:after="40"/>
+      <w:jc w:val="left"/>
+    </w:pPr>
+    <w:r>
+      <w:drawing>
+        <wp:inline xmlns:a="http://schemas.openxmlformats.org/drawingml/2006/main" xmlns:pic="http://schemas.openxmlformats.org/drawingml/2006/picture">
+          <wp:extent cx="936000" cy="449106"/>
+          <wp:docPr id="1" name="Picture 1"/>
+          <wp:cNvGraphicFramePr>
+            <a:graphicFrameLocks noChangeAspect="1"/>
+          </wp:cNvGraphicFramePr>
+          <a:graphic>
+            <a:graphicData uri="http://schemas.openxmlformats.org/drawingml/2006/picture">
+              <pic:pic>
+                <pic:nvPicPr>
+                  <pic:cNvPr id="0" name="logo_icon.png"/>
+                  <pic:cNvPicPr/>
+                </pic:nvPicPr>
+                <pic:blipFill>
+                  <a:blip r:embed="rId1"/>
+                  <a:stretch>
+                    <a:fillRect/>
+                  </a:stretch>
+                </pic:blipFill>
+                <pic:spPr>
+                  <a:xfrm>
+                    <a:off x="0" y="0"/>
+                    <a:ext cx="936000" cy="449106"/>
+                  </a:xfrm>
+                  <a:prstGeom prst="rect"/>
+                </pic:spPr>
+              </pic:pic>
+            </a:graphicData>
+          </a:graphic>
+        </wp:inline>
+      </w:drawing>
+    </w:r>
+  </w:p>
+</w:hdr>
 </file>
 
 <file path=word/numbering.xml><?xml version="1.0" encoding="utf-8"?>
@@ -1542,11 +939,11 @@
     <w:qFormat/>
     <w:rsid w:val="00FC693F"/>
     <w:pPr>
-      <w:spacing w:after="120"/>
+      <w:spacing w:after="160" w:line="276" w:lineRule="auto"/>
     </w:pPr>
     <w:rPr>
       <w:rFonts w:ascii="Calibri" w:hAnsi="Calibri"/>
-      <w:sz w:val="21"/>
+      <w:sz w:val="22"/>
     </w:rPr>
   </w:style>
   <w:style w:type="paragraph" w:styleId="Header">

--- a/1on1/1on1 - Gabriel Aguiar.docx
+++ b/1on1/1on1 - Gabriel Aguiar.docx
@@ -4,524 +4,1174 @@
   <w:body>
     <w:p>
       <w:pPr>
-        <w:spacing w:after="20"/>
+        <w:spacing w:after="40"/>
       </w:pPr>
       <w:r>
         <w:rPr>
           <w:b/>
           <w:color w:val="C4122F"/>
-          <w:sz w:val="38"/>
+          <w:sz w:val="40"/>
         </w:rPr>
         <w:t>1on1 com Gabriel Aguiar</w:t>
       </w:r>
     </w:p>
     <w:p>
       <w:pPr>
-        <w:spacing w:after="240"/>
+        <w:spacing w:after="200"/>
       </w:pPr>
       <w:r>
         <w:rPr>
           <w:i/>
-          <w:color w:val="5A5A5A"/>
+          <w:color w:val="595959"/>
           <w:sz w:val="19"/>
         </w:rPr>
-        <w:t>Anotações da conversa · Clube de Consultoria Universitário</w:t>
-      </w:r>
-    </w:p>
-    <w:p>
-      <w:r>
-        <w:rPr>
-          <w:color w:val="1A1A1A"/>
-        </w:rPr>
-        <w:t>Gabriel é da Manufatura, está no 8º período, tem 24 anos e entrou no PS do meio do ano passado.</w:t>
+        <w:t>Anotações da conversa · Clube de Consultoria Universitário · fonte: Acompanhamento 1on1 CCU</w:t>
       </w:r>
     </w:p>
     <w:p>
       <w:pPr>
-        <w:spacing w:before="300" w:after="60"/>
+        <w:spacing w:before="280" w:after="80"/>
       </w:pPr>
       <w:r>
         <w:rPr>
           <w:b/>
           <w:color w:val="C4122F"/>
-          <w:sz w:val="25"/>
+          <w:sz w:val="22"/>
         </w:rPr>
-        <w:t>O básico</w:t>
+        <w:t>PERFIL</w:t>
       </w:r>
+    </w:p>
+    <w:tbl>
+      <w:tblPr>
+        <w:tblStyle w:val="LightList-Accent1"/>
+        <w:tblW w:type="auto" w:w="0"/>
+        <w:jc w:val="left"/>
+        <w:tblLook w:firstColumn="1" w:firstRow="1" w:lastColumn="0" w:lastRow="0" w:noHBand="0" w:noVBand="1" w:val="04A0"/>
+      </w:tblPr>
+      <w:tblGrid>
+        <w:gridCol w:w="4873"/>
+        <w:gridCol w:w="4873"/>
+      </w:tblGrid>
+      <w:tr>
+        <w:tc>
+          <w:tcPr>
+            <w:tcW w:type="dxa" w:w="2608"/>
+          </w:tcPr>
+          <w:p>
+            <w:r>
+              <w:rPr>
+                <w:b/>
+                <w:sz w:val="19"/>
+              </w:rPr>
+              <w:t>Curso, período e idade</w:t>
+            </w:r>
+          </w:p>
+        </w:tc>
+        <w:tc>
+          <w:tcPr>
+            <w:tcW w:type="dxa" w:w="6803"/>
+          </w:tcPr>
+          <w:p>
+            <w:r>
+              <w:rPr>
+                <w:sz w:val="19"/>
+              </w:rPr>
+              <w:t>Manufatura, 8º período, 24 anos</w:t>
+            </w:r>
+          </w:p>
+        </w:tc>
+      </w:tr>
+      <w:tr>
+        <w:tc>
+          <w:tcPr>
+            <w:tcW w:type="dxa" w:w="2608"/>
+          </w:tcPr>
+          <w:p>
+            <w:r>
+              <w:rPr>
+                <w:b/>
+                <w:sz w:val="19"/>
+              </w:rPr>
+              <w:t>Tempo de clube</w:t>
+            </w:r>
+          </w:p>
+        </w:tc>
+        <w:tc>
+          <w:tcPr>
+            <w:tcW w:type="dxa" w:w="6803"/>
+          </w:tcPr>
+          <w:p>
+            <w:r>
+              <w:rPr>
+                <w:sz w:val="19"/>
+              </w:rPr>
+              <w:t>Entrou no PS do meio do ano passado</w:t>
+            </w:r>
+          </w:p>
+        </w:tc>
+      </w:tr>
+      <w:tr>
+        <w:tc>
+          <w:tcPr>
+            <w:tcW w:type="dxa" w:w="2608"/>
+          </w:tcPr>
+          <w:p>
+            <w:r>
+              <w:rPr>
+                <w:b/>
+                <w:sz w:val="19"/>
+              </w:rPr>
+              <w:t>Área</w:t>
+            </w:r>
+          </w:p>
+        </w:tc>
+        <w:tc>
+          <w:tcPr>
+            <w:tcW w:type="dxa" w:w="6803"/>
+          </w:tcPr>
+          <w:p>
+            <w:r>
+              <w:rPr>
+                <w:sz w:val="19"/>
+              </w:rPr>
+              <w:t>Não está registrada na planilha. Pela resposta dele, atua na frente que mantém o clube em movimento por dentro, ligada ao engajamento dos membros e ao Prep</w:t>
+            </w:r>
+          </w:p>
+        </w:tc>
+      </w:tr>
+      <w:tr>
+        <w:tc>
+          <w:tcPr>
+            <w:tcW w:type="dxa" w:w="2608"/>
+          </w:tcPr>
+          <w:p>
+            <w:r>
+              <w:rPr>
+                <w:b/>
+                <w:sz w:val="19"/>
+              </w:rPr>
+              <w:t>PS já prestados</w:t>
+            </w:r>
+          </w:p>
+        </w:tc>
+        <w:tc>
+          <w:tcPr>
+            <w:tcW w:type="dxa" w:w="6803"/>
+          </w:tcPr>
+          <w:p>
+            <w:r>
+              <w:rPr>
+                <w:sz w:val="19"/>
+              </w:rPr>
+              <w:t>MBB, EloGroup, Visagio, LEK, Prag e Kearney</w:t>
+            </w:r>
+          </w:p>
+        </w:tc>
+      </w:tr>
+      <w:tr>
+        <w:tc>
+          <w:tcPr>
+            <w:tcW w:type="dxa" w:w="2608"/>
+          </w:tcPr>
+          <w:p>
+            <w:r>
+              <w:rPr>
+                <w:b/>
+                <w:sz w:val="19"/>
+              </w:rPr>
+              <w:t>O que ainda derruba</w:t>
+            </w:r>
+          </w:p>
+        </w:tc>
+        <w:tc>
+          <w:tcPr>
+            <w:tcW w:type="dxa" w:w="6803"/>
+          </w:tcPr>
+          <w:p>
+            <w:r>
+              <w:rPr>
+                <w:sz w:val="19"/>
+              </w:rPr>
+              <w:t>GMAT e case, que ele mesmo aponta como as frentes mais fracas</w:t>
+            </w:r>
+          </w:p>
+        </w:tc>
+      </w:tr>
+      <w:tr>
+        <w:tc>
+          <w:tcPr>
+            <w:tcW w:type="dxa" w:w="2608"/>
+          </w:tcPr>
+          <w:p>
+            <w:r>
+              <w:rPr>
+                <w:b/>
+                <w:sz w:val="19"/>
+              </w:rPr>
+              <w:t>Alvo</w:t>
+            </w:r>
+          </w:p>
+        </w:tc>
+        <w:tc>
+          <w:tcPr>
+            <w:tcW w:type="dxa" w:w="6803"/>
+          </w:tcPr>
+          <w:p>
+            <w:r>
+              <w:rPr>
+                <w:sz w:val="19"/>
+              </w:rPr>
+              <w:t>Kearney, LEK e Bain</w:t>
+            </w:r>
+          </w:p>
+        </w:tc>
+      </w:tr>
+      <w:tr>
+        <w:tc>
+          <w:tcPr>
+            <w:tcW w:type="dxa" w:w="2608"/>
+          </w:tcPr>
+          <w:p>
+            <w:r>
+              <w:rPr>
+                <w:b/>
+                <w:sz w:val="19"/>
+              </w:rPr>
+              <w:t>Summer</w:t>
+            </w:r>
+          </w:p>
+        </w:tc>
+        <w:tc>
+          <w:tcPr>
+            <w:tcW w:type="dxa" w:w="6803"/>
+          </w:tcPr>
+          <w:p>
+            <w:r>
+              <w:rPr>
+                <w:sz w:val="19"/>
+              </w:rPr>
+              <w:t>Está prestando para todas, com início no começo de 2027. Ver divergências</w:t>
+            </w:r>
+          </w:p>
+        </w:tc>
+      </w:tr>
+      <w:tr>
+        <w:tc>
+          <w:tcPr>
+            <w:tcW w:type="dxa" w:w="2608"/>
+          </w:tcPr>
+          <w:p>
+            <w:r>
+              <w:rPr>
+                <w:b/>
+                <w:sz w:val="19"/>
+              </w:rPr>
+              <w:t>Objetivo com o clube</w:t>
+            </w:r>
+          </w:p>
+        </w:tc>
+        <w:tc>
+          <w:tcPr>
+            <w:tcW w:type="dxa" w:w="6803"/>
+          </w:tcPr>
+          <w:p>
+            <w:r>
+              <w:rPr>
+                <w:sz w:val="19"/>
+              </w:rPr>
+              <w:t>Assumir diretoria no ano que vem, possivelmente vice-presidência, treinar case bastante e deixar um legado com ideias novas</w:t>
+            </w:r>
+          </w:p>
+        </w:tc>
+      </w:tr>
+      <w:tr>
+        <w:tc>
+          <w:tcPr>
+            <w:tcW w:type="dxa" w:w="2608"/>
+          </w:tcPr>
+          <w:p>
+            <w:r>
+              <w:rPr>
+                <w:b/>
+                <w:sz w:val="19"/>
+              </w:rPr>
+              <w:t>Horizonte de saída</w:t>
+            </w:r>
+          </w:p>
+        </w:tc>
+        <w:tc>
+          <w:tcPr>
+            <w:tcW w:type="dxa" w:w="6803"/>
+          </w:tcPr>
+          <w:p>
+            <w:r>
+              <w:rPr>
+                <w:sz w:val="19"/>
+              </w:rPr>
+              <w:t>Até 2028. Ver divergências</w:t>
+            </w:r>
+          </w:p>
+        </w:tc>
+      </w:tr>
+    </w:tbl>
+    <w:p>
+      <w:pPr>
+        <w:spacing w:after="40"/>
+      </w:pPr>
     </w:p>
     <w:p>
       <w:pPr>
-        <w:spacing w:after="60"/>
-      </w:pPr>
-      <w:r>
-        <w:rPr>
-          <w:b/>
-          <w:sz w:val="21"/>
-        </w:rPr>
-        <w:t xml:space="preserve">Curso e período: </w:t>
-      </w:r>
-      <w:r>
-        <w:rPr>
-          <w:sz w:val="21"/>
-        </w:rPr>
-        <w:t>Manufatura, 8º período, 24 anos</w:t>
-      </w:r>
-    </w:p>
-    <w:p>
-      <w:pPr>
-        <w:spacing w:after="60"/>
-      </w:pPr>
-      <w:r>
-        <w:rPr>
-          <w:b/>
-          <w:sz w:val="21"/>
-        </w:rPr>
-        <w:t xml:space="preserve">Tempo de clube: </w:t>
-      </w:r>
-      <w:r>
-        <w:rPr>
-          <w:sz w:val="21"/>
-        </w:rPr>
-        <w:t>entrou no PS do meio do ano passado</w:t>
-      </w:r>
-    </w:p>
-    <w:p>
-      <w:pPr>
-        <w:spacing w:after="60"/>
-      </w:pPr>
-      <w:r>
-        <w:rPr>
-          <w:b/>
-          <w:sz w:val="21"/>
-        </w:rPr>
-        <w:t xml:space="preserve">PS já prestados: </w:t>
-      </w:r>
-      <w:r>
-        <w:rPr>
-          <w:sz w:val="21"/>
-        </w:rPr>
-        <w:t>MBB, EloGroup, Visagio, LEK, Prag e Kearney</w:t>
-      </w:r>
-    </w:p>
-    <w:p>
-      <w:pPr>
-        <w:spacing w:after="60"/>
-      </w:pPr>
-      <w:r>
-        <w:rPr>
-          <w:b/>
-          <w:sz w:val="21"/>
-        </w:rPr>
-        <w:t xml:space="preserve">O que ainda derruba: </w:t>
-      </w:r>
-      <w:r>
-        <w:rPr>
-          <w:sz w:val="21"/>
-        </w:rPr>
-        <w:t>GMAT e case, que ele mesmo aponta como as frentes mais fracas</w:t>
-      </w:r>
-    </w:p>
-    <w:p>
-      <w:pPr>
-        <w:spacing w:after="60"/>
-      </w:pPr>
-      <w:r>
-        <w:rPr>
-          <w:b/>
-          <w:sz w:val="21"/>
-        </w:rPr>
-        <w:t xml:space="preserve">Alvo: </w:t>
-      </w:r>
-      <w:r>
-        <w:rPr>
-          <w:sz w:val="21"/>
-        </w:rPr>
-        <w:t>Kearney, LEK e Bain</w:t>
-      </w:r>
-    </w:p>
-    <w:p>
-      <w:pPr>
-        <w:spacing w:after="60"/>
-      </w:pPr>
-      <w:r>
-        <w:rPr>
-          <w:b/>
-          <w:sz w:val="21"/>
-        </w:rPr>
-        <w:t xml:space="preserve">Summer: </w:t>
-      </w:r>
-      <w:r>
-        <w:rPr>
-          <w:sz w:val="21"/>
-        </w:rPr>
-        <w:t>está prestando para todas, com início no começo de 2027 (ver pendências)</w:t>
-      </w:r>
-    </w:p>
-    <w:p>
-      <w:pPr>
-        <w:spacing w:after="60"/>
-      </w:pPr>
-      <w:r>
-        <w:rPr>
-          <w:b/>
-          <w:sz w:val="21"/>
-        </w:rPr>
-        <w:t xml:space="preserve">Objetivo com o clube: </w:t>
-      </w:r>
-      <w:r>
-        <w:rPr>
-          <w:sz w:val="21"/>
-        </w:rPr>
-        <w:t>assumir diretoria no ano que vem, treinar case e deixar um legado</w:t>
-      </w:r>
-    </w:p>
-    <w:p>
-      <w:pPr>
-        <w:spacing w:after="60"/>
-      </w:pPr>
-      <w:r>
-        <w:rPr>
-          <w:b/>
-          <w:sz w:val="21"/>
-        </w:rPr>
-        <w:t xml:space="preserve">Horizonte de saída: </w:t>
-      </w:r>
-      <w:r>
-        <w:rPr>
-          <w:sz w:val="21"/>
-        </w:rPr>
-        <w:t>até 2028 (ver pendências)</w:t>
-      </w:r>
-    </w:p>
-    <w:p>
-      <w:pPr>
-        <w:spacing w:after="60"/>
-      </w:pPr>
-      <w:r>
-        <w:rPr>
-          <w:b/>
-          <w:sz w:val="21"/>
-        </w:rPr>
-        <w:t xml:space="preserve">Prontidão para PS de MBB: </w:t>
-      </w:r>
-      <w:r>
-        <w:rPr>
-          <w:sz w:val="21"/>
-        </w:rPr>
-        <w:t>2 de 10</w:t>
-      </w:r>
-    </w:p>
-    <w:p>
-      <w:pPr>
-        <w:spacing w:after="60"/>
-      </w:pPr>
-      <w:r>
-        <w:rPr>
-          <w:b/>
-          <w:sz w:val="21"/>
-        </w:rPr>
-        <w:t xml:space="preserve">Chance de continuar no clube: </w:t>
-      </w:r>
-      <w:r>
-        <w:rPr>
-          <w:sz w:val="21"/>
-        </w:rPr>
-        <w:t>não coletei</w:t>
-      </w:r>
-    </w:p>
-    <w:p>
-      <w:pPr>
-        <w:spacing w:before="300" w:after="60"/>
+        <w:spacing w:before="280" w:after="80"/>
       </w:pPr>
       <w:r>
         <w:rPr>
           <w:b/>
           <w:color w:val="C4122F"/>
-          <w:sz w:val="25"/>
+          <w:sz w:val="22"/>
         </w:rPr>
-        <w:t>Como está sendo para ele estar aqui</w:t>
+        <w:t>AS DUAS NOTAS DA CONVERSA</w:t>
       </w:r>
     </w:p>
+    <w:tbl>
+      <w:tblPr>
+        <w:tblStyle w:val="LightList-Accent1"/>
+        <w:tblW w:type="auto" w:w="0"/>
+        <w:jc w:val="left"/>
+        <w:tblLook w:firstColumn="1" w:firstRow="1" w:lastColumn="0" w:lastRow="0" w:noHBand="0" w:noVBand="1" w:val="04A0"/>
+      </w:tblPr>
+      <w:tblGrid>
+        <w:gridCol w:w="4873"/>
+        <w:gridCol w:w="4873"/>
+      </w:tblGrid>
+      <w:tr>
+        <w:tc>
+          <w:tcPr>
+            <w:tcW w:type="dxa" w:w="2608"/>
+          </w:tcPr>
+          <w:p>
+            <w:r>
+              <w:rPr>
+                <w:b/>
+                <w:sz w:val="19"/>
+              </w:rPr>
+              <w:t>Prontidão para PS de MBB (Q9)</w:t>
+            </w:r>
+          </w:p>
+        </w:tc>
+        <w:tc>
+          <w:tcPr>
+            <w:tcW w:type="dxa" w:w="6803"/>
+          </w:tcPr>
+          <w:p>
+            <w:r>
+              <w:rPr>
+                <w:sz w:val="19"/>
+              </w:rPr>
+              <w:t>2 de 10. Para subir, diz que precisa treinar cases e mais GMAT</w:t>
+            </w:r>
+          </w:p>
+        </w:tc>
+      </w:tr>
+      <w:tr>
+        <w:tc>
+          <w:tcPr>
+            <w:tcW w:type="dxa" w:w="2608"/>
+          </w:tcPr>
+          <w:p>
+            <w:r>
+              <w:rPr>
+                <w:b/>
+                <w:sz w:val="19"/>
+              </w:rPr>
+              <w:t>Chance de continuar no clube (Q13)</w:t>
+            </w:r>
+          </w:p>
+        </w:tc>
+        <w:tc>
+          <w:tcPr>
+            <w:tcW w:type="dxa" w:w="6803"/>
+          </w:tcPr>
+          <w:p>
+            <w:r>
+              <w:rPr>
+                <w:sz w:val="19"/>
+              </w:rPr>
+              <w:t>Não coletei. Ver pendências</w:t>
+            </w:r>
+          </w:p>
+        </w:tc>
+      </w:tr>
+    </w:tbl>
     <w:p>
-      <w:r>
-        <w:rPr>
-          <w:color w:val="1A1A1A"/>
-        </w:rPr>
-        <w:t>Perguntei o que ele venderia com orgulho da área e o que avisaria para um candidato. Ele falou que a área é meio o que faz o clube se mover internamente, porque precisa incentivar os membros e mantê-los motivados ao longo do ano. O aviso é que hoje estão com poucos membros e esperando entrar gente nova para dar sequência aos projetos.</w:t>
-      </w:r>
-    </w:p>
-    <w:p>
-      <w:r>
-        <w:rPr>
-          <w:color w:val="1A1A1A"/>
-        </w:rPr>
-        <w:t>Mais útil dos últimos dois meses, para ele, foi o Prep e ver o pessoal se saindo bem e sendo aprovado nos PS. Perda de tempo é o timing das entregas dos cases simulados entre o Prep e o PS das consultorias.</w:t>
-      </w:r>
-    </w:p>
-    <w:p>
-      <w:r>
-        <w:rPr>
-          <w:color w:val="1A1A1A"/>
-        </w:rPr>
-        <w:t>Sobre satisfação com a área, não se vê em outra hoje, mas acha que poderiam ter feito mais depois do PS, como marcar cases e disparar os simulados que já estão prontos. Tem ideias novas para agregar, entre elas mudar o report.</w:t>
-      </w:r>
+      <w:pPr>
+        <w:spacing w:after="40"/>
+      </w:pPr>
     </w:p>
     <w:p>
       <w:pPr>
-        <w:spacing w:after="160"/>
-      </w:pPr>
-      <w:r>
-        <w:rPr>
-          <w:i/>
-          <w:color w:val="5A5A5A"/>
-          <w:sz w:val="20"/>
-        </w:rPr>
-        <w:t>A pergunta sobre o clima da área é rotativa e não entrou nessa conversa.</w:t>
-      </w:r>
-    </w:p>
-    <w:p>
-      <w:pPr>
-        <w:spacing w:before="300" w:after="60"/>
+        <w:spacing w:before="280" w:after="80"/>
       </w:pPr>
       <w:r>
         <w:rPr>
           <w:b/>
           <w:color w:val="C4122F"/>
-          <w:sz w:val="25"/>
+          <w:sz w:val="22"/>
         </w:rPr>
-        <w:t>Entrega, cases e projetos</w:t>
-      </w:r>
-    </w:p>
-    <w:p>
-      <w:r>
-        <w:rPr>
-          <w:color w:val="1A1A1A"/>
-        </w:rPr>
-        <w:t>Aqui veio a resposta mais importante da conversa. Perguntei qual projeto o deixa com a sensação de que faria diferente, e ele foi direto no Prep: o material é de 2022, está desatualizado, e quem está dando as aulas não fez os slides, apenas assistiu à aula do ano passado.</w:t>
-      </w:r>
-    </w:p>
-    <w:p>
-      <w:r>
-        <w:rPr>
-          <w:color w:val="1A1A1A"/>
-        </w:rPr>
-        <w:t>Quando perguntei se tem algum projeto que gostaria de assumir, respondeu o Prep também. O motivo é que está com mais tempo livre agora.</w:t>
-      </w:r>
-    </w:p>
-    <w:p>
-      <w:r>
-        <w:rPr>
-          <w:color w:val="1A1A1A"/>
-        </w:rPr>
-        <w:t>Perguntei que problema ele resolveria se pudesse criar um projeto do zero. Ele sente falta de mais presença dos alumni que já passaram pelo clube e sugeriu montar um podcast para trazer essas pessoas.</w:t>
+        <w:t>1. COMO ESTÁ SENDO ESTAR AQUI</w:t>
       </w:r>
     </w:p>
     <w:p>
       <w:pPr>
-        <w:spacing w:after="160"/>
+        <w:spacing w:before="160" w:after="40"/>
+      </w:pPr>
+      <w:r>
+        <w:rPr>
+          <w:b/>
+          <w:color w:val="8E0C22"/>
+          <w:sz w:val="20"/>
+        </w:rPr>
+        <w:t xml:space="preserve">Q1  </w:t>
+      </w:r>
+      <w:r>
+        <w:rPr>
+          <w:b/>
+          <w:color w:val="1A1A1A"/>
+          <w:sz w:val="20"/>
+        </w:rPr>
+        <w:t>Se você tivesse que descrever sua área para um candidato do próximo PS, o que você venderia com orgulho e o que você avisaria antes que ele entrasse?</w:t>
+      </w:r>
+    </w:p>
+    <w:p>
+      <w:pPr>
+        <w:spacing w:after="80"/>
+        <w:ind w:left="283"/>
+      </w:pPr>
+      <w:r>
+        <w:rPr>
+          <w:color w:val="1A1A1A"/>
+          <w:sz w:val="21"/>
+        </w:rPr>
+        <w:t>Ele falou que a área é meio o que faz o clube se mover internamente, porque precisa incentivar os membros e mantê-los motivados ao longo do ano. O aviso é que hoje estão com poucos membros e esperando entrar gente nova para dar sequência aos projetos.</w:t>
+      </w:r>
+    </w:p>
+    <w:p>
+      <w:pPr>
+        <w:spacing w:before="160" w:after="40"/>
+      </w:pPr>
+      <w:r>
+        <w:rPr>
+          <w:b/>
+          <w:color w:val="8E0C22"/>
+          <w:sz w:val="20"/>
+        </w:rPr>
+        <w:t xml:space="preserve">Q2  </w:t>
+      </w:r>
+      <w:r>
+        <w:rPr>
+          <w:b/>
+          <w:color w:val="1A1A1A"/>
+          <w:sz w:val="20"/>
+        </w:rPr>
+        <w:t>Qual foi a coisa mais útil que o clube te entregou nos últimos dois meses, e qual foi a que mais te pareceu perda de tempo?</w:t>
+      </w:r>
+    </w:p>
+    <w:p>
+      <w:pPr>
+        <w:spacing w:after="80"/>
+        <w:ind w:left="283"/>
+      </w:pPr>
+      <w:r>
+        <w:rPr>
+          <w:color w:val="1A1A1A"/>
+          <w:sz w:val="21"/>
+        </w:rPr>
+        <w:t>Mais útil foi o Prep, e ver o pessoal se saindo bem e sendo aprovado nos PS. Perda de tempo, para ele, é o timing das entregas dos cases simulados entre o Prep e o PS das consultorias.</w:t>
+      </w:r>
+    </w:p>
+    <w:p>
+      <w:pPr>
+        <w:spacing w:before="160" w:after="40"/>
+      </w:pPr>
+      <w:r>
+        <w:rPr>
+          <w:b/>
+          <w:color w:val="8E0C22"/>
+          <w:sz w:val="20"/>
+        </w:rPr>
+        <w:t xml:space="preserve">Q3  </w:t>
+      </w:r>
+      <w:r>
+        <w:rPr>
+          <w:b/>
+          <w:color w:val="1A1A1A"/>
+          <w:sz w:val="20"/>
+        </w:rPr>
+        <w:t>Você está satisfeito com a sua área? O que ela faz bem, o que deixa a desejar, e o que precisaria acontecer para você pensar em trocar?</w:t>
+      </w:r>
+    </w:p>
+    <w:p>
+      <w:pPr>
+        <w:spacing w:after="80"/>
+        <w:ind w:left="283"/>
+      </w:pPr>
+      <w:r>
+        <w:rPr>
+          <w:color w:val="1A1A1A"/>
+          <w:sz w:val="21"/>
+        </w:rPr>
+        <w:t>Não se vê em outra área hoje, mas acha que poderiam ter feito mais coisa depois do PS, como marcar cases e disparar os simulados que já estão prontos. Tem ideias novas para agregar, entre elas mudar o report.</w:t>
+      </w:r>
+    </w:p>
+    <w:p>
+      <w:pPr>
+        <w:spacing w:before="160" w:after="40"/>
+      </w:pPr>
+      <w:r>
+        <w:rPr>
+          <w:b/>
+          <w:color w:val="8E0C22"/>
+          <w:sz w:val="20"/>
+        </w:rPr>
+        <w:t xml:space="preserve">Q4  </w:t>
+      </w:r>
+      <w:r>
+        <w:rPr>
+          <w:b/>
+          <w:color w:val="1A1A1A"/>
+          <w:sz w:val="20"/>
+        </w:rPr>
+        <w:t>Como você descreveria o clima da sua área hoje? Tem alguém que te puxa para cima e algo que costuma te desanimar?</w:t>
+      </w:r>
+    </w:p>
+    <w:p>
+      <w:pPr>
+        <w:spacing w:after="80"/>
+        <w:ind w:left="283"/>
       </w:pPr>
       <w:r>
         <w:rPr>
           <w:i/>
-          <w:color w:val="5A5A5A"/>
+          <w:color w:val="595959"/>
           <w:sz w:val="20"/>
         </w:rPr>
-        <w:t>A pergunta sobre a última entrega é rotativa e não entrou nessa conversa.</w:t>
+        <w:t>Essa é rotativa e eu não fiz nessa conversa.</w:t>
       </w:r>
     </w:p>
     <w:p>
       <w:pPr>
-        <w:spacing w:before="300" w:after="60"/>
+        <w:spacing w:before="280" w:after="80"/>
       </w:pPr>
       <w:r>
         <w:rPr>
           <w:b/>
           <w:color w:val="C4122F"/>
-          <w:sz w:val="25"/>
+          <w:sz w:val="22"/>
         </w:rPr>
-        <w:t>Preparação para o mercado</w:t>
-      </w:r>
-    </w:p>
-    <w:p>
-      <w:r>
-        <w:rPr>
-          <w:color w:val="1A1A1A"/>
-        </w:rPr>
-        <w:t>Ele se dá 2 de 10 de prontidão para um PS de MBB. Para subir, diz que precisa treinar cases e mais GMAT. A frente mais atrasada, na avaliação dele, é a estruturação de cases.</w:t>
-      </w:r>
-    </w:p>
-    <w:p>
-      <w:r>
-        <w:rPr>
-          <w:color w:val="1A1A1A"/>
-        </w:rPr>
-        <w:t>O que ele aprendeu desde que entrou foi GMAT. Achava que era só fazer umas continhas e hoje consegue estruturar o problema de forma mais organizada.</w:t>
-      </w:r>
-    </w:p>
-    <w:p>
-      <w:r>
-        <w:rPr>
-          <w:color w:val="1A1A1A"/>
-        </w:rPr>
-        <w:t>Vale lembrar que ele já roda o funil de verdade: prestou MBB, EloGroup, Visagio, LEK, Prag e Kearney, e o alvo agora é Kearney, LEK e Bain.</w:t>
+        <w:t>2. ENTREGA, CASES E PROJETOS</w:t>
       </w:r>
     </w:p>
     <w:p>
       <w:pPr>
-        <w:spacing w:before="300" w:after="60"/>
+        <w:spacing w:before="160" w:after="40"/>
+      </w:pPr>
+      <w:r>
+        <w:rPr>
+          <w:b/>
+          <w:color w:val="8E0C22"/>
+          <w:sz w:val="20"/>
+        </w:rPr>
+        <w:t xml:space="preserve">Q5  </w:t>
+      </w:r>
+      <w:r>
+        <w:rPr>
+          <w:b/>
+          <w:color w:val="1A1A1A"/>
+          <w:sz w:val="20"/>
+        </w:rPr>
+        <w:t>Pensando nos projetos internos e externos rodando hoje, qual deles te deixa com a sensação de “eu faria isso diferente”? O que você mudaria?</w:t>
+      </w:r>
+    </w:p>
+    <w:p>
+      <w:pPr>
+        <w:spacing w:after="80"/>
+        <w:ind w:left="283"/>
+      </w:pPr>
+      <w:r>
+        <w:rPr>
+          <w:color w:val="1A1A1A"/>
+          <w:sz w:val="21"/>
+        </w:rPr>
+        <w:t>Aqui veio a resposta mais importante da conversa. Ele foi direto no Prep: o material é de 2022, está desatualizado, e quem está dando as aulas não fez os slides, apenas assistiu à aula do ano passado.</w:t>
+      </w:r>
+    </w:p>
+    <w:p>
+      <w:pPr>
+        <w:spacing w:before="160" w:after="40"/>
+      </w:pPr>
+      <w:r>
+        <w:rPr>
+          <w:b/>
+          <w:color w:val="8E0C22"/>
+          <w:sz w:val="20"/>
+        </w:rPr>
+        <w:t xml:space="preserve">Q6  </w:t>
+      </w:r>
+      <w:r>
+        <w:rPr>
+          <w:b/>
+          <w:color w:val="1A1A1A"/>
+          <w:sz w:val="20"/>
+        </w:rPr>
+        <w:t>Tem algum projeto, ou tipo de projeto, que você gostaria de assumir? O que te atrai nele e o que hoje te segura de topar?</w:t>
+      </w:r>
+    </w:p>
+    <w:p>
+      <w:pPr>
+        <w:spacing w:after="80"/>
+        <w:ind w:left="283"/>
+      </w:pPr>
+      <w:r>
+        <w:rPr>
+          <w:color w:val="1A1A1A"/>
+          <w:sz w:val="21"/>
+        </w:rPr>
+        <w:t>O Prep também. O motivo é o tempo, porque está com mais tempo livre agora.</w:t>
+      </w:r>
+    </w:p>
+    <w:p>
+      <w:pPr>
+        <w:spacing w:before="160" w:after="40"/>
+      </w:pPr>
+      <w:r>
+        <w:rPr>
+          <w:b/>
+          <w:color w:val="8E0C22"/>
+          <w:sz w:val="20"/>
+        </w:rPr>
+        <w:t xml:space="preserve">Q7  </w:t>
+      </w:r>
+      <w:r>
+        <w:rPr>
+          <w:b/>
+          <w:color w:val="1A1A1A"/>
+          <w:sz w:val="20"/>
+        </w:rPr>
+        <w:t>Qual foi a última entrega que te deu orgulho, e qual te mostrou um buraco que você ainda precisa fechar?</w:t>
+      </w:r>
+    </w:p>
+    <w:p>
+      <w:pPr>
+        <w:spacing w:after="80"/>
+        <w:ind w:left="283"/>
+      </w:pPr>
+      <w:r>
+        <w:rPr>
+          <w:i/>
+          <w:color w:val="595959"/>
+          <w:sz w:val="20"/>
+        </w:rPr>
+        <w:t>Essa é rotativa e eu não fiz nessa conversa.</w:t>
+      </w:r>
+    </w:p>
+    <w:p>
+      <w:pPr>
+        <w:spacing w:before="160" w:after="40"/>
+      </w:pPr>
+      <w:r>
+        <w:rPr>
+          <w:b/>
+          <w:color w:val="8E0C22"/>
+          <w:sz w:val="20"/>
+        </w:rPr>
+        <w:t xml:space="preserve">Q8  </w:t>
+      </w:r>
+      <w:r>
+        <w:rPr>
+          <w:b/>
+          <w:color w:val="1A1A1A"/>
+          <w:sz w:val="20"/>
+        </w:rPr>
+        <w:t>Se você pudesse ser dono de um projeto do zero no clube, que problema real você gostaria de resolver e por quê?</w:t>
+      </w:r>
+    </w:p>
+    <w:p>
+      <w:pPr>
+        <w:spacing w:after="80"/>
+        <w:ind w:left="283"/>
+      </w:pPr>
+      <w:r>
+        <w:rPr>
+          <w:color w:val="1A1A1A"/>
+          <w:sz w:val="21"/>
+        </w:rPr>
+        <w:t>Sente falta de mais presença dos alumni que já passaram pelo clube, e sugeriu montar um podcast para trazer essas pessoas.</w:t>
+      </w:r>
+    </w:p>
+    <w:p>
+      <w:pPr>
+        <w:spacing w:before="280" w:after="80"/>
       </w:pPr>
       <w:r>
         <w:rPr>
           <w:b/>
           <w:color w:val="C4122F"/>
-          <w:sz w:val="25"/>
+          <w:sz w:val="22"/>
         </w:rPr>
-        <w:t>Futuro no clube</w:t>
-      </w:r>
-    </w:p>
-    <w:p>
-      <w:r>
-        <w:rPr>
-          <w:color w:val="1A1A1A"/>
-        </w:rPr>
-        <w:t>Diretoria ele quer, e é específico: cargo no ano que vem, possivelmente vice-presidência. A favor pesa o tempo, porque está mais livre agora. Quer treinar case bastante e deixar um legado com ideias novas.</w:t>
-      </w:r>
-    </w:p>
-    <w:p>
-      <w:r>
-        <w:rPr>
-          <w:color w:val="1A1A1A"/>
-        </w:rPr>
-        <w:t>Não peguei a nota de chance de continuar no clube, nem fiz de forma direta a pergunta do último semestre. O sinal indireto é bom, porque ele já está se colocando para a diretoria do ano que vem.</w:t>
+        <w:t>3. PREPARAÇÃO PARA O MERCADO</w:t>
       </w:r>
     </w:p>
     <w:p>
       <w:pPr>
-        <w:spacing w:before="300" w:after="60"/>
+        <w:spacing w:before="160" w:after="40"/>
+      </w:pPr>
+      <w:r>
+        <w:rPr>
+          <w:b/>
+          <w:color w:val="8E0C22"/>
+          <w:sz w:val="20"/>
+        </w:rPr>
+        <w:t xml:space="preserve">Q9  </w:t>
+      </w:r>
+      <w:r>
+        <w:rPr>
+          <w:b/>
+          <w:color w:val="1A1A1A"/>
+          <w:sz w:val="20"/>
+        </w:rPr>
+        <w:t>Numa escala de 0 a 10, quão pronto você se sente hoje para um PS de MBB? O que explica o número não ser 10, e o que precisaria acontecer nos próximos 3 meses para subir 2 pontos?</w:t>
+      </w:r>
+    </w:p>
+    <w:p>
+      <w:pPr>
+        <w:spacing w:after="80"/>
+        <w:ind w:left="283"/>
+      </w:pPr>
+      <w:r>
+        <w:rPr>
+          <w:color w:val="1A1A1A"/>
+          <w:sz w:val="21"/>
+        </w:rPr>
+        <w:t>Nota 2. Para subir, diz que precisa treinar cases e mais GMAT.</w:t>
+      </w:r>
+    </w:p>
+    <w:p>
+      <w:pPr>
+        <w:spacing w:before="160" w:after="40"/>
+      </w:pPr>
+      <w:r>
+        <w:rPr>
+          <w:b/>
+          <w:color w:val="8E0C22"/>
+          <w:sz w:val="20"/>
+        </w:rPr>
+        <w:t xml:space="preserve">Q10  </w:t>
+      </w:r>
+      <w:r>
+        <w:rPr>
+          <w:b/>
+          <w:color w:val="1A1A1A"/>
+          <w:sz w:val="20"/>
+        </w:rPr>
+        <w:t>O que você sabe fazer hoje que não sabia quando entrou? Me dá um exemplo concreto de quando isso apareceu, num case, num treino de GMAT ou numa apresentação.</w:t>
+      </w:r>
+    </w:p>
+    <w:p>
+      <w:pPr>
+        <w:spacing w:after="80"/>
+        <w:ind w:left="283"/>
+      </w:pPr>
+      <w:r>
+        <w:rPr>
+          <w:color w:val="1A1A1A"/>
+          <w:sz w:val="21"/>
+        </w:rPr>
+        <w:t>GMAT. Achava que era só fazer umas continhas e hoje consegue estruturar o problema de forma mais organizada.</w:t>
+      </w:r>
+    </w:p>
+    <w:p>
+      <w:pPr>
+        <w:spacing w:before="160" w:after="40"/>
+      </w:pPr>
+      <w:r>
+        <w:rPr>
+          <w:b/>
+          <w:color w:val="8E0C22"/>
+          <w:sz w:val="20"/>
+        </w:rPr>
+        <w:t xml:space="preserve">Q11  </w:t>
+      </w:r>
+      <w:r>
+        <w:rPr>
+          <w:b/>
+          <w:color w:val="1A1A1A"/>
+          <w:sz w:val="20"/>
+        </w:rPr>
+        <w:t>Onde você está no GMAT / estruturação de case / fit hoje, e qual dessas frentes está mais atrasada para o seu alvo?</w:t>
+      </w:r>
+    </w:p>
+    <w:p>
+      <w:pPr>
+        <w:spacing w:after="80"/>
+        <w:ind w:left="283"/>
+      </w:pPr>
+      <w:r>
+        <w:rPr>
+          <w:color w:val="1A1A1A"/>
+          <w:sz w:val="21"/>
+        </w:rPr>
+        <w:t>A frente mais atrasada é a estruturação de cases.</w:t>
+      </w:r>
+    </w:p>
+    <w:p>
+      <w:pPr>
+        <w:spacing w:before="280" w:after="80"/>
       </w:pPr>
       <w:r>
         <w:rPr>
           <w:b/>
           <w:color w:val="C4122F"/>
-          <w:sz w:val="25"/>
+          <w:sz w:val="22"/>
         </w:rPr>
-        <w:t>Feedback para a diretoria</w:t>
-      </w:r>
-    </w:p>
-    <w:p>
-      <w:r>
-        <w:rPr>
-          <w:color w:val="1A1A1A"/>
-        </w:rPr>
-        <w:t>Essas duas perguntas eu não fiz de forma explícita, mas ele já respondeu na prática ao longo da conversa: atualizar o material do Prep e não deixar o pós-PS esvaziar. O ponto cego que ele aponta é a ausência dos alumni no dia a dia do clube.</w:t>
+        <w:t>4. FUTURO NO CLUBE E RESPONSABILIDADE</w:t>
       </w:r>
     </w:p>
     <w:p>
       <w:pPr>
-        <w:spacing w:before="300" w:after="60"/>
+        <w:spacing w:before="160" w:after="40"/>
+      </w:pPr>
+      <w:r>
+        <w:rPr>
+          <w:b/>
+          <w:color w:val="8E0C22"/>
+          <w:sz w:val="20"/>
+        </w:rPr>
+        <w:t xml:space="preserve">Q12  </w:t>
+      </w:r>
+      <w:r>
+        <w:rPr>
+          <w:b/>
+          <w:color w:val="1A1A1A"/>
+          <w:sz w:val="20"/>
+        </w:rPr>
+        <w:t>Quando você imagina seu último semestre no clube, o que precisa ter acontecido para você olhar para trás e sentir que valeu? Que tipo de responsabilidade caberia nisso?</w:t>
+      </w:r>
+    </w:p>
+    <w:p>
+      <w:pPr>
+        <w:spacing w:after="80"/>
+        <w:ind w:left="283"/>
+      </w:pPr>
+      <w:r>
+        <w:rPr>
+          <w:i/>
+          <w:color w:val="595959"/>
+          <w:sz w:val="20"/>
+        </w:rPr>
+        <w:t>Não fiz de forma direta. O cadastro dá a direção: quer diretoria no ano que vem, possivelmente vice-presidência, e deixar um legado com ideias novas. Vale formalizar na próxima conversa.</w:t>
+      </w:r>
+    </w:p>
+    <w:p>
+      <w:pPr>
+        <w:spacing w:before="160" w:after="40"/>
+      </w:pPr>
+      <w:r>
+        <w:rPr>
+          <w:b/>
+          <w:color w:val="8E0C22"/>
+          <w:sz w:val="20"/>
+        </w:rPr>
+        <w:t xml:space="preserve">Q13  </w:t>
+      </w:r>
+      <w:r>
+        <w:rPr>
+          <w:b/>
+          <w:color w:val="1A1A1A"/>
+          <w:sz w:val="20"/>
+        </w:rPr>
+        <w:t>Numa escala de 0 a 10, qual a chance de você continuar no clube no próximo semestre? O que subiria esse número em dois pontos?</w:t>
+      </w:r>
+    </w:p>
+    <w:p>
+      <w:pPr>
+        <w:spacing w:after="80"/>
+        <w:ind w:left="283"/>
+      </w:pPr>
+      <w:r>
+        <w:rPr>
+          <w:i/>
+          <w:color w:val="595959"/>
+          <w:sz w:val="20"/>
+        </w:rPr>
+        <w:t>Não coletei. Ver pendências.</w:t>
+      </w:r>
+    </w:p>
+    <w:p>
+      <w:pPr>
+        <w:spacing w:before="160" w:after="40"/>
+      </w:pPr>
+      <w:r>
+        <w:rPr>
+          <w:b/>
+          <w:color w:val="8E0C22"/>
+          <w:sz w:val="20"/>
+        </w:rPr>
+        <w:t xml:space="preserve">Q14  </w:t>
+      </w:r>
+      <w:r>
+        <w:rPr>
+          <w:b/>
+          <w:color w:val="1A1A1A"/>
+          <w:sz w:val="20"/>
+        </w:rPr>
+        <w:t>Você pensa em assumir um cargo de diretoria? Qual, e o que hoje pesa a favor e contra (tempo, estágio, aulas)?</w:t>
+      </w:r>
+    </w:p>
+    <w:p>
+      <w:pPr>
+        <w:spacing w:after="80"/>
+        <w:ind w:left="283"/>
+      </w:pPr>
+      <w:r>
+        <w:rPr>
+          <w:color w:val="1A1A1A"/>
+          <w:sz w:val="21"/>
+        </w:rPr>
+        <w:t>Quer, e é específico: cargo no ano que vem, possivelmente vice-presidência. A favor pesa o tempo, porque está mais livre agora. Quer treinar case bastante e deixar um legado.</w:t>
+      </w:r>
+    </w:p>
+    <w:p>
+      <w:pPr>
+        <w:spacing w:before="280" w:after="80"/>
       </w:pPr>
       <w:r>
         <w:rPr>
           <w:b/>
           <w:color w:val="C4122F"/>
-          <w:sz w:val="25"/>
+          <w:sz w:val="22"/>
         </w:rPr>
-        <w:t>O que eu tirei da conversa</w:t>
+        <w:t>5. FEEDBACK PARA A DIRETORIA</w:t>
       </w:r>
     </w:p>
     <w:p>
+      <w:pPr>
+        <w:spacing w:before="160" w:after="40"/>
+      </w:pPr>
       <w:r>
         <w:rPr>
+          <w:b/>
+          <w:color w:val="8E0C22"/>
+          <w:sz w:val="20"/>
+        </w:rPr>
+        <w:t xml:space="preserve">Q15  </w:t>
+      </w:r>
+      <w:r>
+        <w:rPr>
+          <w:b/>
           <w:color w:val="1A1A1A"/>
+          <w:sz w:val="20"/>
         </w:rPr>
-        <w:t>O achado que mais importa é de processo, não de pessoa. O Prep está rodando com material de 2022 e com quem ministra sem ter construído o conteúdo. Ele trouxe isso sozinho, sem eu perguntar especificamente do Prep.</w:t>
+        <w:t>Se você fosse o diretor responsável por você na semana que vem, qual seria a primeira coisa que mudaria na forma como a sua área é conduzida?</w:t>
       </w:r>
     </w:p>
     <w:p>
+      <w:pPr>
+        <w:spacing w:after="80"/>
+        <w:ind w:left="283"/>
+      </w:pPr>
       <w:r>
         <w:rPr>
-          <w:color w:val="1A1A1A"/>
+          <w:i/>
+          <w:color w:val="595959"/>
+          <w:sz w:val="20"/>
         </w:rPr>
-        <w:t>E isso conversa direto com a nota que ele se dá. Ele se avalia em 2 de 10 para MBB e diz que case é a frente mais atrasada. Ou seja, o motor de preparação do clube está defasado e quem mais depende dele é justamente quem se sente despreparado. Mexer no Prep é mexer nessa nota.</w:t>
+        <w:t>Não fiz de forma explícita, mas ele já respondeu na prática nas outras perguntas: atualizar o material do Prep e não deixar o pós-PS esvaziar, marcando cases e enviando os simulados prontos.</w:t>
       </w:r>
     </w:p>
     <w:p>
+      <w:pPr>
+        <w:spacing w:before="160" w:after="40"/>
+      </w:pPr>
       <w:r>
         <w:rPr>
+          <w:b/>
+          <w:color w:val="8E0C22"/>
+          <w:sz w:val="20"/>
+        </w:rPr>
+        <w:t xml:space="preserve">Q16  </w:t>
+      </w:r>
+      <w:r>
+        <w:rPr>
+          <w:b/>
           <w:color w:val="1A1A1A"/>
+          <w:sz w:val="20"/>
+        </w:rPr>
+        <w:t>O que você sente que a diretoria não está enxergando hoje, sobre você, sobre sua área ou sobre o clube, que faria diferença se a gente soubesse?</w:t>
+      </w:r>
+    </w:p>
+    <w:p>
+      <w:pPr>
+        <w:spacing w:after="80"/>
+        <w:ind w:left="283"/>
+      </w:pPr>
+      <w:r>
+        <w:rPr>
+          <w:i/>
+          <w:color w:val="595959"/>
+          <w:sz w:val="20"/>
+        </w:rPr>
+        <w:t>Não fiz. A resposta da Q8 aponta o caminho: a falta dos alumni no dia a dia do clube.</w:t>
+      </w:r>
+    </w:p>
+    <w:p>
+      <w:pPr>
+        <w:spacing w:before="280" w:after="80"/>
+      </w:pPr>
+      <w:r>
+        <w:rPr>
+          <w:b/>
+          <w:color w:val="C4122F"/>
+          <w:sz w:val="22"/>
+        </w:rPr>
+        <w:t>LEITURA DA CONVERSA</w:t>
+      </w:r>
+    </w:p>
+    <w:p>
+      <w:pPr>
+        <w:pStyle w:val="ListBullet"/>
+        <w:spacing w:after="60"/>
+      </w:pPr>
+      <w:r>
+        <w:rPr>
+          <w:sz w:val="21"/>
+        </w:rPr>
+        <w:t>O achado que mais importa é de processo, não de pessoa. O Prep está rodando com material de 2022 e com quem ministra sem ter construído o conteúdo. Ele trouxe isso sozinho, sem eu perguntar do Prep.</w:t>
+      </w:r>
+    </w:p>
+    <w:p>
+      <w:pPr>
+        <w:pStyle w:val="ListBullet"/>
+        <w:spacing w:after="60"/>
+      </w:pPr>
+      <w:r>
+        <w:rPr>
+          <w:sz w:val="21"/>
+        </w:rPr>
+        <w:t>Isso conversa direto com a nota que ele se dá. Ele se avalia em 2 de 10 para MBB e diz que case é a frente mais atrasada. O motor de preparação do clube está defasado, e quem mais depende dele é justamente quem se sente despreparado. Mexer no Prep é mexer nessa nota.</w:t>
+      </w:r>
+    </w:p>
+    <w:p>
+      <w:pPr>
+        <w:pStyle w:val="ListBullet"/>
+        <w:spacing w:after="60"/>
+      </w:pPr>
+      <w:r>
+        <w:rPr>
+          <w:sz w:val="21"/>
         </w:rPr>
         <w:t>Ele é o candidato natural para assumir essa atualização, porque quer o Prep, quer diretoria e diz ter tempo agora.</w:t>
       </w:r>
     </w:p>
     <w:p>
+      <w:pPr>
+        <w:pStyle w:val="ListBullet"/>
+        <w:spacing w:after="60"/>
+      </w:pPr>
       <w:r>
         <w:rPr>
-          <w:color w:val="1A1A1A"/>
+          <w:sz w:val="21"/>
         </w:rPr>
         <w:t>O vazio do pós-PS que ele aponta é correção barata: os simulados já estão prontos, só não foram enviados.</w:t>
       </w:r>
     </w:p>
     <w:p>
+      <w:pPr>
+        <w:pStyle w:val="ListBullet"/>
+        <w:spacing w:after="60"/>
+      </w:pPr>
       <w:r>
         <w:rPr>
-          <w:color w:val="1A1A1A"/>
+          <w:sz w:val="21"/>
+        </w:rPr>
+        <w:t>Ele já roda o funil de verdade, prestou MBB, EloGroup, Visagio, LEK, Prag e Kearney, com alvo em Kearney, LEK e Bain. O gap dele é técnico e ele mesmo nomeia qual é, não é falta de motivação.</w:t>
+      </w:r>
+    </w:p>
+    <w:p>
+      <w:pPr>
+        <w:pStyle w:val="ListBullet"/>
+        <w:spacing w:after="60"/>
+      </w:pPr>
+      <w:r>
+        <w:rPr>
+          <w:sz w:val="21"/>
         </w:rPr>
         <w:t>Junto com a conversa da Clarissa, que pediu mais capacitação com as empresas, já são duas pessoas apontando para a mesma lacuna de contato com o mercado.</w:t>
       </w:r>
     </w:p>
     <w:p>
       <w:pPr>
-        <w:spacing w:before="300" w:after="60"/>
+        <w:spacing w:before="280" w:after="80"/>
       </w:pPr>
       <w:r>
         <w:rPr>
           <w:b/>
           <w:color w:val="C4122F"/>
-          <w:sz w:val="25"/>
+          <w:sz w:val="22"/>
         </w:rPr>
-        <w:t>Pendências</w:t>
+        <w:t>DIVERGÊNCIAS E PENDÊNCIAS</w:t>
       </w:r>
     </w:p>
     <w:p>
       <w:pPr>
         <w:pStyle w:val="ListBullet"/>
-        <w:spacing w:after="80"/>
+        <w:spacing w:after="60"/>
       </w:pPr>
       <w:r>
-        <w:t>Confirmar os anos certos de summer e de saída. O cadastro dele aparece duas vezes na planilha com informações diferentes: em uma parte o summer começa em 2027 e na outra em 2028, e o horizonte de saída aparece como 2028 em uma e 2029 na outra.</w:t>
+        <w:rPr>
+          <w:sz w:val="21"/>
+        </w:rPr>
+        <w:t>O cadastro dele aparece duas vezes na planilha com informação diferente: em uma parte o summer começa em 2027 e na outra em 2028, e o horizonte de saída aparece como 2028 em uma e 2029 na outra. Preciso confirmar qual vale antes de usar isso para planejar sucessão.</w:t>
       </w:r>
     </w:p>
     <w:p>
       <w:pPr>
         <w:pStyle w:val="ListBullet"/>
-        <w:spacing w:after="80"/>
+        <w:spacing w:after="60"/>
       </w:pPr>
       <w:r>
-        <w:t>Pegar a nota de chance de continuar no clube.</w:t>
+        <w:rPr>
+          <w:sz w:val="21"/>
+        </w:rPr>
+        <w:t>Pegar a nota de chance de continuar no clube. O sinal indireto é bom, porque ele já quer diretoria, mas a nota é o que alimenta a média de retenção.</w:t>
       </w:r>
     </w:p>
     <w:p>
       <w:pPr>
         <w:pStyle w:val="ListBullet"/>
-        <w:spacing w:after="80"/>
+        <w:spacing w:after="60"/>
       </w:pPr>
       <w:r>
-        <w:t>Fechar com ele as duas perguntas de feedback que eu acabei deduzindo pelas outras respostas.</w:t>
+        <w:rPr>
+          <w:sz w:val="21"/>
+        </w:rPr>
+        <w:t>Fechar com ele a Q12, a Q15 e a Q16, que eu acabei deduzindo pelas outras respostas.</w:t>
       </w:r>
     </w:p>
     <w:p>
       <w:pPr>
         <w:pStyle w:val="ListBullet"/>
-        <w:spacing w:after="80"/>
+        <w:spacing w:after="60"/>
       </w:pPr>
       <w:r>
+        <w:rPr>
+          <w:sz w:val="21"/>
+        </w:rPr>
         <w:t>Decidir se ele assume a atualização do material do Prep, com prazo.</w:t>
       </w:r>
     </w:p>
     <w:sectPr>
       <w:headerReference w:type="default" r:id="rId9"/>
       <w:pgSz w:w="12240" w:h="15840"/>
-      <w:pgMar w:top="907" w:right="1361" w:bottom="1134" w:left="1361" w:header="720" w:footer="720" w:gutter="0"/>
+      <w:pgMar w:top="850" w:right="1247" w:bottom="1134" w:left="1247" w:header="720" w:footer="720" w:gutter="0"/>
       <w:cols w:space="720"/>
       <w:docGrid w:linePitch="360"/>
     </w:sectPr>
@@ -534,7 +1184,6 @@
   <w:p>
     <w:pPr>
       <w:pStyle w:val="Header"/>
-      <w:spacing w:after="40"/>
       <w:jc w:val="left"/>
     </w:pPr>
     <w:r>
@@ -549,7 +1198,7 @@
             <a:graphicData uri="http://schemas.openxmlformats.org/drawingml/2006/picture">
               <pic:pic>
                 <pic:nvPicPr>
-                  <pic:cNvPr id="0" name="logo_icon.png"/>
+                  <pic:cNvPr id="0" name="logo-ccu.png"/>
                   <pic:cNvPicPr/>
                 </pic:nvPicPr>
                 <pic:blipFill>
@@ -939,11 +1588,11 @@
     <w:qFormat/>
     <w:rsid w:val="00FC693F"/>
     <w:pPr>
-      <w:spacing w:after="160" w:line="276" w:lineRule="auto"/>
+      <w:spacing w:after="120"/>
     </w:pPr>
     <w:rPr>
       <w:rFonts w:ascii="Calibri" w:hAnsi="Calibri"/>
-      <w:sz w:val="22"/>
+      <w:sz w:val="21"/>
     </w:rPr>
   </w:style>
   <w:style w:type="paragraph" w:styleId="Header">
